--- a/docs/setup/TECHNICIAN-SETUP-GUIDE.docx
+++ b/docs/setup/TECHNICIAN-SETUP-GUIDE.docx
@@ -19,7 +19,7 @@
           <w:i/>
           <w:iCs/>
         </w:rPr>
-        <w:t xml:space="preserve">Version 1.3 · 23 October 2026 · ZapTill 1.0.20 · for ZapTill field technicians</w:t>
+        <w:t xml:space="preserve">Version 1.4 · 23 October 2026 · ZapTill 1.0.20 · for ZapTill field technicians</w:t>
       </w:r>
     </w:p>
     <w:p>
@@ -257,7 +257,17 @@
         <w:t xml:space="preserve">Record payment</w:t>
       </w:r>
       <w:r>
-        <w:t xml:space="preserve">, and a client that stops paying keeps selling but stops syncing (Step 2b); plus the zero-stock setting, menus as tabs on the till, other branches' stock, barcodes and labels, and the approval PIN as a feature switch.</w:t>
+        <w:t xml:space="preserve">, and a client that stops paying keeps selling but stops syncing (Step 2b); a partner of some branches sees only theirs, with </w:t>
+      </w:r>
+      <w:r>
+        <w:rPr>
+          <w:b/>
+          <w:bCs/>
+        </w:rPr>
+        <w:t xml:space="preserve">All my branches</w:t>
+      </w:r>
+      <w:r>
+        <w:t xml:space="preserve"> to add them up (Step 5); plus the zero-stock setting, menus as tabs on the till, other branches' stock, barcodes and labels, and the approval PIN as a feature switch.</w:t>
       </w:r>
     </w:p>
     <w:p>
@@ -542,7 +552,7 @@
               </w:rPr>
               <w:t xml:space="preserve">Jane Wanjiru, </w:t>
             </w:r>
-            <w:hyperlink w:history="1" r:id="rIdcnefhxzf5zuakcuxe-rda">
+            <w:hyperlink w:history="1" r:id="rIdq7cbylb6tego8t6kkpbrb">
               <w:r>
                 <w:rPr>
                   <w:rStyle w:val="Hyperlink"/>
@@ -7424,7 +7434,7 @@
         <w:t xml:space="preserve">Manager › Stock › Other branches</w:t>
       </w:r>
       <w:r>
-        <w:t xml:space="preserve">. It shows quantities only, never costs. A manager with the stock transfer right can </w:t>
+        <w:t xml:space="preserve">. It shows quantities only, never costs. A partner of some branches sees only their own other branches. A manager with the stock transfer right can </w:t>
       </w:r>
       <w:r>
         <w:rPr>
@@ -8752,6 +8762,111 @@
       </w:r>
       <w:r>
         <w:t xml:space="preserve"> to remove it.</w:t>
+      </w:r>
+    </w:p>
+    <w:p>
+      <w:pPr>
+        <w:spacing w:after="120"/>
+      </w:pPr>
+      <w:r>
+        <w:rPr>
+          <w:b/>
+          <w:bCs/>
+        </w:rPr>
+        <w:t xml:space="preserve">Which branches a partner sees.</w:t>
+      </w:r>
+      <w:r>
+        <w:t xml:space="preserve"> A partner sees exactly the branches ticked on their staff record (none ticked means every branch). A partner of </w:t>
+      </w:r>
+      <w:r>
+        <w:rPr>
+          <w:b/>
+          <w:bCs/>
+        </w:rPr>
+        <w:t xml:space="preserve">every</w:t>
+      </w:r>
+      <w:r>
+        <w:t xml:space="preserve"> branch gets the owner's branch picker, </w:t>
+      </w:r>
+      <w:r>
+        <w:rPr>
+          <w:b/>
+          <w:bCs/>
+        </w:rPr>
+        <w:t xml:space="preserve">All Branches</w:t>
+      </w:r>
+      <w:r>
+        <w:t xml:space="preserve"> included. A partner of </w:t>
+      </w:r>
+      <w:r>
+        <w:rPr>
+          <w:b/>
+          <w:bCs/>
+        </w:rPr>
+        <w:t xml:space="preserve">some</w:t>
+      </w:r>
+      <w:r>
+        <w:t xml:space="preserve"> branches (for example a partner who owns shops X, Y and Z of a client's four) never sees </w:t>
+      </w:r>
+      <w:r>
+        <w:rPr>
+          <w:b/>
+          <w:bCs/>
+        </w:rPr>
+        <w:t xml:space="preserve">All Branches</w:t>
+      </w:r>
+      <w:r>
+        <w:t xml:space="preserve"> or any other branch's sales, stock, staff or name. With two or more branches their picker starts with </w:t>
+      </w:r>
+      <w:r>
+        <w:rPr>
+          <w:b/>
+          <w:bCs/>
+        </w:rPr>
+        <w:t xml:space="preserve">All my branches (3)</w:t>
+      </w:r>
+      <w:r>
+        <w:t xml:space="preserve">: every report, the Cockpit, orders, shifts, stock, the watch list and Analytics (with </w:t>
+      </w:r>
+      <w:r>
+        <w:rPr>
+          <w:b/>
+          <w:bCs/>
+        </w:rPr>
+        <w:t xml:space="preserve">Branches</w:t>
+      </w:r>
+      <w:r>
+        <w:t xml:space="preserve"> comparing their own) show their branches added together. A few screens work one branch at a time, such as the monthly pack, tables, the kitchen screen and eTIMS; there the page says </w:t>
+      </w:r>
+      <w:r>
+        <w:rPr>
+          <w:b/>
+          <w:bCs/>
+        </w:rPr>
+        <w:t xml:space="preserve">Pick one of your branches for this</w:t>
+      </w:r>
+      <w:r>
+        <w:t xml:space="preserve">. To record a sale, an expense, a count or any other change, they pick one of their branches first; in </w:t>
+      </w:r>
+      <w:r>
+        <w:rPr>
+          <w:b/>
+          <w:bCs/>
+        </w:rPr>
+        <w:t xml:space="preserve">All my branches</w:t>
+      </w:r>
+      <w:r>
+        <w:t xml:space="preserve"> the cloud refuses changes with the same words. Tick the partner's branches before you click </w:t>
+      </w:r>
+      <w:r>
+        <w:rPr>
+          <w:b/>
+          <w:bCs/>
+        </w:rPr>
+        <w:t xml:space="preserve">Give web access</w:t>
+      </w:r>
+      <w:r>
+        <w:t xml:space="preserve">.</w:t>
       </w:r>
     </w:p>
     <w:p>

--- a/docs/setup/TECHNICIAN-SETUP-GUIDE.docx
+++ b/docs/setup/TECHNICIAN-SETUP-GUIDE.docx
@@ -19,7 +19,7 @@
           <w:i/>
           <w:iCs/>
         </w:rPr>
-        <w:t xml:space="preserve">Version 1.6 · 23 October 2026 · ZapTill 1.0.20 · for ZapTill field technicians</w:t>
+        <w:t xml:space="preserve">Version 1.7 · 23 October 2026 · ZapTill 1.0.20 · for ZapTill field technicians</w:t>
       </w:r>
     </w:p>
     <w:p>
@@ -27,7 +27,7 @@
         <w:spacing w:after="120"/>
       </w:pPr>
       <w:r>
-        <w:t xml:space="preserve">This guide takes a ZapTill technician from an empty account to a client selling on a working till, then to the technician access used for support afterwards. Follow the steps in order; each one depends on the one before.</w:t>
+        <w:t xml:space="preserve">This guide takes a ZapTill technician from an empty account to a client selling on a working POS, then to the technician access used for support afterwards. Follow the steps in order; each one depends on the one before.</w:t>
       </w:r>
     </w:p>
     <w:p>
@@ -144,7 +144,7 @@
         <w:spacing w:after="20"/>
       </w:pPr>
       <w:r>
-        <w:t xml:space="preserve">Step 7 — Install ZapTill on the till PC and join it</w:t>
+        <w:t xml:space="preserve">Step 7 — Install ZapTill on the POS PC and join it</w:t>
       </w:r>
     </w:p>
     <w:p>
@@ -157,7 +157,7 @@
         <w:spacing w:after="20"/>
       </w:pPr>
       <w:r>
-        <w:t xml:space="preserve">Step 8 — Branch server and extra tills</w:t>
+        <w:t xml:space="preserve">Step 8 — Branch server and extra points of sale</w:t>
       </w:r>
     </w:p>
     <w:p>
@@ -234,6 +234,81 @@
           <w:b/>
           <w:bCs/>
         </w:rPr>
+        <w:t xml:space="preserve">Words:</w:t>
+      </w:r>
+      <w:r>
+        <w:t xml:space="preserve"> ZapTill now says </w:t>
+      </w:r>
+      <w:r>
+        <w:rPr>
+          <w:b/>
+          <w:bCs/>
+        </w:rPr>
+        <w:t xml:space="preserve">POS</w:t>
+      </w:r>
+      <w:r>
+        <w:t xml:space="preserve"> (point of sale) everywhere it used to say "till": </w:t>
+      </w:r>
+      <w:r>
+        <w:rPr>
+          <w:b/>
+          <w:bCs/>
+        </w:rPr>
+        <w:t xml:space="preserve">Branches &amp; POS</w:t>
+      </w:r>
+      <w:r>
+        <w:t xml:space="preserve">, </w:t>
+      </w:r>
+      <w:r>
+        <w:rPr>
+          <w:b/>
+          <w:bCs/>
+        </w:rPr>
+        <w:t xml:space="preserve">Enrol POS</w:t>
+      </w:r>
+      <w:r>
+        <w:t xml:space="preserve">, </w:t>
+      </w:r>
+      <w:r>
+        <w:rPr>
+          <w:b/>
+          <w:bCs/>
+        </w:rPr>
+        <w:t xml:space="preserve">Rejoin this POS</w:t>
+      </w:r>
+      <w:r>
+        <w:t xml:space="preserve">, </w:t>
+      </w:r>
+      <w:r>
+        <w:rPr>
+          <w:b/>
+          <w:bCs/>
+        </w:rPr>
+        <w:t xml:space="preserve">POS &amp; days</w:t>
+      </w:r>
+      <w:r>
+        <w:t xml:space="preserve">, "This POS …". M-Pesa's own </w:t>
+      </w:r>
+      <w:r>
+        <w:rPr>
+          <w:b/>
+          <w:bCs/>
+        </w:rPr>
+        <w:t xml:space="preserve">Till number</w:t>
+      </w:r>
+      <w:r>
+        <w:t xml:space="preserve"> (Buy Goods) keeps its name. Some screenshots in this guide were taken before the change and may still show "till"; the buttons and steps are the same.</w:t>
+      </w:r>
+    </w:p>
+    <w:p>
+      <w:pPr>
+        <w:spacing w:after="120"/>
+      </w:pPr>
+      <w:r>
+        <w:rPr>
+          <w:b/>
+          <w:bCs/>
+        </w:rPr>
         <w:t xml:space="preserve">New in 1.0.20:</w:t>
       </w:r>
       <w:r>
@@ -267,7 +342,7 @@
         <w:t xml:space="preserve">Record payment</w:t>
       </w:r>
       <w:r>
-        <w:t xml:space="preserve">; an invoice is emailed on the first day of each period and a client unpaid 7 days after it is locked at once (the web dashboard paused, the tills keep selling but stop syncing); the old KES 10,000 </w:t>
+        <w:t xml:space="preserve">; an invoice is emailed on the first day of each period and a client unpaid 7 days after it is locked at once (the web dashboard paused, the points of sale keep selling but stop syncing); the old KES 10,000 </w:t>
       </w:r>
       <w:r>
         <w:rPr>
@@ -287,7 +362,7 @@
         <w:t xml:space="preserve">All my branches</w:t>
       </w:r>
       <w:r>
-        <w:t xml:space="preserve"> to add them up (Step 5); plus the zero-stock setting, menus as tabs on the till, other branches' stock, barcodes and labels, and the approval PIN as a feature switch.</w:t>
+        <w:t xml:space="preserve"> to add them up (Step 5); plus the zero-stock setting, menus as tabs on the POS, other branches' stock, barcodes and labels, and the approval PIN as a feature switch.</w:t>
       </w:r>
     </w:p>
     <w:p>
@@ -572,7 +647,7 @@
               </w:rPr>
               <w:t xml:space="preserve">Jane Wanjiru, </w:t>
             </w:r>
-            <w:hyperlink w:history="1" r:id="rIdl-rwt5fizih7m02x0bacs">
+            <w:hyperlink w:history="1" r:id="rIddzcgbabotj_3c2hcc5abn">
               <w:r>
                 <w:rPr>
                   <w:rStyle w:val="Hyperlink"/>
@@ -634,7 +709,7 @@
                 <w:sz w:val="19"/>
                 <w:szCs w:val="19"/>
               </w:rPr>
-              <w:t xml:space="preserve">One per physical shop; each gets its own tills, printers and stock</w:t>
+              <w:t xml:space="preserve">One per physical shop; each gets its own points of sale, printers and stock</w:t>
             </w:r>
           </w:p>
         </w:tc>
@@ -874,7 +949,7 @@
                 <w:sz w:val="19"/>
                 <w:szCs w:val="19"/>
               </w:rPr>
-              <w:t xml:space="preserve">Branding on the till and the receipt</w:t>
+              <w:t xml:space="preserve">Branding on the POS and the receipt</w:t>
             </w:r>
           </w:p>
         </w:tc>
@@ -1012,7 +1087,7 @@
         <w:t xml:space="preserve">☐  </w:t>
       </w:r>
       <w:r>
-        <w:t xml:space="preserve">A Windows 10 or 11 PC (64-bit) for each till; one of them becomes the branch server when there is more than one till</w:t>
+        <w:t xml:space="preserve">A Windows 10 or 11 PC (64-bit) for each POS; one of them becomes the branch server when there is more than one POS</w:t>
       </w:r>
     </w:p>
     <w:p>
@@ -1060,7 +1135,7 @@
         <w:t xml:space="preserve">☐  </w:t>
       </w:r>
       <w:r>
-        <w:t xml:space="preserve">Internet for the setup day (the tills keep selling offline afterwards)</w:t>
+        <w:t xml:space="preserve">Internet for the setup day (the points of sale keep selling offline afterwards)</w:t>
       </w:r>
     </w:p>
     <w:p>
@@ -1076,7 +1151,7 @@
         <w:t xml:space="preserve">☐  </w:t>
       </w:r>
       <w:r>
-        <w:t xml:space="preserve">A small UPS for the till PC: the till needs power to keep selling during a power cut</w:t>
+        <w:t xml:space="preserve">A small UPS for the POS PC: the POS needs power to keep selling during a power cut</w:t>
       </w:r>
     </w:p>
     <w:p>
@@ -1395,7 +1470,7 @@
                 <w:sz w:val="19"/>
                 <w:szCs w:val="19"/>
               </w:rPr>
-              <w:t xml:space="preserve">Till</w:t>
+              <w:t xml:space="preserve">POS</w:t>
             </w:r>
           </w:p>
         </w:tc>
@@ -2370,7 +2445,7 @@
         <w:t xml:space="preserve">What was created:</w:t>
       </w:r>
       <w:r>
-        <w:t xml:space="preserve"> the business, the main branch (not yet licensed for tills), the owner's sign-in, the owner's staff record on the owner's role, and these built-in roles: Manager, Cashier, Supervisor, Storekeeper, Accountant, General Manager, Operations Manager, Finance Manager, Auditor (plus Waiter, Kitchen and Kitchen Manager for a restaurant or café, and Fuel attendant for a petrol station). A shop has no waiter or kitchen roles; if a shop asks for one, add it under </w:t>
+        <w:t xml:space="preserve"> the business, the main branch (not yet licensed for points of sale), the owner's sign-in, the owner's staff record on the owner's role, and these built-in roles: Manager, Cashier, Supervisor, Storekeeper, Accountant, General Manager, Operations Manager, Finance Manager, Auditor (plus Waiter, Kitchen and Kitchen Manager for a restaurant or café, and Fuel attendant for a petrol station). A shop has no waiter or kitchen roles; if a shop asks for one, add it under </w:t>
       </w:r>
       <w:r>
         <w:rPr>
@@ -2843,7 +2918,7 @@
         <w:spacing w:after="120"/>
       </w:pPr>
       <w:r>
-        <w:t xml:space="preserve">A new client can do nothing yet: the owner cannot sign in to the web dashboard and no till can join. Two licences fix that; the Features tab sets the rest. These buttons need a </w:t>
+        <w:t xml:space="preserve">A new client can do nothing yet: the owner cannot sign in to the web dashboard and no POS can join. Two licences fix that; the Features tab sets the rest. These buttons need a </w:t>
       </w:r>
       <w:r>
         <w:rPr>
@@ -2890,7 +2965,7 @@
           <w:b/>
           <w:bCs/>
         </w:rPr>
-        <w:t xml:space="preserve">Branches &amp; tills</w:t>
+        <w:t xml:space="preserve">Branches &amp; POS</w:t>
       </w:r>
       <w:r>
         <w:t xml:space="preserve">. Each branch shows "✗ Not licensed — desktop POS blocked" until you click </w:t>
@@ -3194,7 +3269,7 @@
         <w:t xml:space="preserve">The owner's notice:</w:t>
       </w:r>
       <w:r>
-        <w:t xml:space="preserve"> in the trial's last 7 days the owner (only the owner, never staff or a till) sees a line at the top of the dashboard: "Your cloud trial ends on {date} — contact ZapTill to keep the dashboard."</w:t>
+        <w:t xml:space="preserve"> in the trial's last 7 days the owner (only the owner, never staff or a POS) sees a line at the top of the dashboard: "Your cloud trial ends on {date} — contact ZapTill to keep the dashboard."</w:t>
       </w:r>
     </w:p>
     <w:p>
@@ -3243,7 +3318,7 @@
           <w:b/>
           <w:bCs/>
         </w:rPr>
-        <w:t xml:space="preserve">Tills keep selling throughout</w:t>
+        <w:t xml:space="preserve">Desktop points of sale keep selling throughout</w:t>
       </w:r>
       <w:r>
         <w:t xml:space="preserve">: they run on the desktop licence.</w:t>
@@ -3266,7 +3341,7 @@
         <w:t xml:space="preserve">End trial</w:t>
       </w:r>
       <w:r>
-        <w:t xml:space="preserve"> stops it at once (the owner is locked out of the dashboard at once; tills are not affected).</w:t>
+        <w:t xml:space="preserve"> stops it at once (the owner is locked out of the dashboard at once; points of sale are not affected).</w:t>
       </w:r>
     </w:p>
     <w:p>
@@ -3362,7 +3437,7 @@
         <w:spacing w:after="120"/>
       </w:pPr>
       <w:r>
-        <w:t xml:space="preserve">The cloud (web dashboard, online features and the tills' sync) is paid </w:t>
+        <w:t xml:space="preserve">The cloud (web dashboard, online features and sync from the points of sale) is paid </w:t>
       </w:r>
       <w:r>
         <w:rPr>
@@ -3832,10 +3907,10 @@
           <w:b/>
           <w:bCs/>
         </w:rPr>
-        <w:t xml:space="preserve">Tills keep selling</w:t>
-      </w:r>
-      <w:r>
-        <w:t xml:space="preserve"> exactly as before, cash and M-Pesa. Every sale is kept on the till.</w:t>
+        <w:t xml:space="preserve">Points of sale keep selling</w:t>
+      </w:r>
+      <w:r>
+        <w:t xml:space="preserve"> exactly as before, cash and M-Pesa. Every sale is kept on the POS.</w:t>
       </w:r>
     </w:p>
     <w:p>
@@ -3855,7 +3930,7 @@
         <w:t xml:space="preserve">The cloud stops syncing</w:t>
       </w:r>
       <w:r>
-        <w:t xml:space="preserve"> that business's tills. A manager (never a cashier) sees at the bottom of the till: "ZapTill cloud subscription ended — N records kept on this till, sent when renewed (ZapTill 0717 675 635)".</w:t>
+        <w:t xml:space="preserve"> that business's points of sale. A manager (never a cashier) sees at the bottom of the POS: "ZapTill cloud subscription ended — N records kept on this POS, sent when renewed (ZapTill 0717 675 635)".</w:t>
       </w:r>
     </w:p>
     <w:p>
@@ -3872,10 +3947,10 @@
           <w:b/>
           <w:bCs/>
         </w:rPr>
-        <w:t xml:space="preserve">No till can be joined or rejoined</w:t>
-      </w:r>
-      <w:r>
-        <w:t xml:space="preserve">: an enrolment code is refused with "This business's ZapTill cloud subscription has ended, so a till cannot be joined (or rejoined) until it is renewed…" (the code is not used up), and the admin portal will not issue a new code until the payment is recorded.</w:t>
+        <w:t xml:space="preserve">No POS can be joined or rejoined</w:t>
+      </w:r>
+      <w:r>
+        <w:t xml:space="preserve">: an enrolment code is refused with "This business's ZapTill cloud subscription has ended, so a POS cannot be joined (or rejoined) until it is renewed…" (the code is not used up), and the admin portal will not issue a new code until the payment is recorded.</w:t>
       </w:r>
     </w:p>
     <w:p>
@@ -3895,7 +3970,7 @@
         <w:t xml:space="preserve">When the payment is recorded</w:t>
       </w:r>
       <w:r>
-        <w:t xml:space="preserve"> everything opens again at once; each till sends what it kept within about 5 minutes.</w:t>
+        <w:t xml:space="preserve"> everything opens again at once; each POS sends what it kept within about 5 minutes.</w:t>
       </w:r>
     </w:p>
     <w:p>
@@ -4228,7 +4303,7 @@
         <w:spacing w:after="120"/>
       </w:pPr>
       <w:r>
-        <w:t xml:space="preserve">Without web access (and outside a trial) the owner sees "Web portal access not enabled" when signing in. Web access also unlocks the online-licence features on the till (offers, wastage, transfers, other branches' stock, labels, pictures and variants). After the due date there are 7 days of full access, then the dashboard is paused and the tills stop syncing at once. Tills keep selling throughout.</w:t>
+        <w:t xml:space="preserve">Without web access (and outside a trial) the owner sees "Web portal access not enabled" when signing in. Web access also unlocks the online-licence features on the POS (offers, wastage, transfers, other branches' stock, labels, pictures and variants). After the due date there are 7 days of full access, then the dashboard is paused and the points of sale stop syncing at once. Points of sale keep selling throughout.</w:t>
       </w:r>
     </w:p>
     <w:p>
@@ -4253,7 +4328,7 @@
         <w:t xml:space="preserve">Features</w:t>
       </w:r>
       <w:r>
-        <w:t xml:space="preserve"> tab. Changes take effect at once; tills pick them up at their next sync.</w:t>
+        <w:t xml:space="preserve"> tab. Changes take effect at once; points of sale pick them up at their next sync.</w:t>
       </w:r>
     </w:p>
     <w:tbl>
@@ -4384,7 +4459,7 @@
                 <w:sz w:val="19"/>
                 <w:szCs w:val="19"/>
               </w:rPr>
-              <w:t xml:space="preserve">The client wants their colours on the till and per-branch branding</w:t>
+              <w:t xml:space="preserve">The client wants their colours on the POS and per-branch branding</w:t>
             </w:r>
           </w:p>
         </w:tc>
@@ -4801,7 +4876,7 @@
         <w:t xml:space="preserve">The approval PIN is off for every client by default.</w:t>
       </w:r>
       <w:r>
-        <w:t xml:space="preserve"> Off, managers approve voids, refunds, sales on account and drawers with their own sign-in PIN, and the staff form has no approval PIN field. Switch it on only when the client asks: the staff forms on the dashboard and the till then show </w:t>
+        <w:t xml:space="preserve"> Off, managers approve voids, refunds, sales on account and drawers with their own sign-in PIN, and the staff form has no approval PIN field. Switch it on only when the client asks: the staff forms on the dashboard and the POS then show </w:t>
       </w:r>
       <w:r>
         <w:rPr>
@@ -5484,7 +5559,7 @@
           <w:b/>
           <w:bCs/>
         </w:rPr>
-        <w:t xml:space="preserve">Branches &amp; tills › + Add branch</w:t>
+        <w:t xml:space="preserve">Branches &amp; POS › + Add branch</w:t>
       </w:r>
       <w:r>
         <w:t xml:space="preserve">) and license each one (Step 2a). Each branch's detail page can override the receipt text, hours and payment methods for that branch.</w:t>
@@ -5575,7 +5650,7 @@
         <w:t xml:space="preserve">Print logo on customer receipts</w:t>
       </w:r>
       <w:r>
-        <w:t xml:space="preserve"> if wanted. Tills pick it up within about 20 seconds. With App themes on (Step 2c), the page also offers an app theme and </w:t>
+        <w:t xml:space="preserve"> if wanted. Points of sale pick it up within about 20 seconds. With App themes on (Step 2c), the page also offers an app theme and </w:t>
       </w:r>
       <w:r>
         <w:rPr>
@@ -5702,7 +5777,7 @@
                 <w:sz w:val="19"/>
                 <w:szCs w:val="19"/>
               </w:rPr>
-              <w:t xml:space="preserve">What the till and the web POS do at zero stock</w:t>
+              <w:t xml:space="preserve">What the desktop POS and the web POS do at zero stock</w:t>
             </w:r>
           </w:p>
         </w:tc>
@@ -5877,7 +5952,7 @@
                 <w:sz w:val="19"/>
                 <w:szCs w:val="19"/>
               </w:rPr>
-              <w:t xml:space="preserve">The item leaves the till menu and the web POS until stock comes in</w:t>
+              <w:t xml:space="preserve">The item leaves the desktop POS menu and the web POS until stock comes in</w:t>
             </w:r>
           </w:p>
         </w:tc>
@@ -5893,7 +5968,7 @@
         <w:spacing w:after="120"/>
       </w:pPr>
       <w:r>
-        <w:t xml:space="preserve">A till judges only stock it has heard from the cloud or the branch server: an item whose stock it does not know is always sold. Orders already sent to the kitchen are checked only at Charge. Only the owner (or someone with the POS settings right) changes it; tills follow at their next sync.</w:t>
+        <w:t xml:space="preserve">A POS judges only stock it has heard from the cloud or the branch server: an item whose stock it does not know is always sold. Orders already sent to the kitchen are checked only at Charge. Only the owner (or someone with the POS settings right) changes it; points of sale follow at their next sync.</w:t>
       </w:r>
     </w:p>
     <w:p>
@@ -5984,8 +6059,8 @@
         </w:tblBorders>
       </w:tblPr>
       <w:tblGrid>
-        <w:gridCol w:w="4060"/>
-        <w:gridCol w:w="5578"/>
+        <w:gridCol w:w="4052"/>
+        <w:gridCol w:w="5586"/>
       </w:tblGrid>
       <w:tr>
         <w:trPr>
@@ -5993,7 +6068,7 @@
         </w:trPr>
         <w:tc>
           <w:tcPr>
-            <w:tcW w:type="dxa" w:w="4060"/>
+            <w:tcW w:type="dxa" w:w="4052"/>
             <w:tcBorders>
               <w:top w:val="single" w:color="D1D5DB" w:sz="4"/>
               <w:left w:val="single" w:color="D1D5DB" w:sz="4"/>
@@ -6022,7 +6097,7 @@
         </w:tc>
         <w:tc>
           <w:tcPr>
-            <w:tcW w:type="dxa" w:w="5578"/>
+            <w:tcW w:type="dxa" w:w="5586"/>
             <w:tcBorders>
               <w:top w:val="single" w:color="D1D5DB" w:sz="4"/>
               <w:left w:val="single" w:color="D1D5DB" w:sz="4"/>
@@ -6053,7 +6128,7 @@
       <w:tr>
         <w:tc>
           <w:tcPr>
-            <w:tcW w:type="dxa" w:w="4060"/>
+            <w:tcW w:type="dxa" w:w="4052"/>
             <w:tcBorders>
               <w:top w:val="single" w:color="D1D5DB" w:sz="4"/>
               <w:left w:val="single" w:color="D1D5DB" w:sz="4"/>
@@ -6079,7 +6154,7 @@
         </w:tc>
         <w:tc>
           <w:tcPr>
-            <w:tcW w:type="dxa" w:w="5578"/>
+            <w:tcW w:type="dxa" w:w="5586"/>
             <w:tcBorders>
               <w:top w:val="single" w:color="D1D5DB" w:sz="4"/>
               <w:left w:val="single" w:color="D1D5DB" w:sz="4"/>
@@ -6107,7 +6182,7 @@
       <w:tr>
         <w:tc>
           <w:tcPr>
-            <w:tcW w:type="dxa" w:w="4060"/>
+            <w:tcW w:type="dxa" w:w="4052"/>
             <w:tcBorders>
               <w:top w:val="single" w:color="D1D5DB" w:sz="4"/>
               <w:left w:val="single" w:color="D1D5DB" w:sz="4"/>
@@ -6133,7 +6208,7 @@
         </w:tc>
         <w:tc>
           <w:tcPr>
-            <w:tcW w:type="dxa" w:w="5578"/>
+            <w:tcW w:type="dxa" w:w="5586"/>
             <w:tcBorders>
               <w:top w:val="single" w:color="D1D5DB" w:sz="4"/>
               <w:left w:val="single" w:color="D1D5DB" w:sz="4"/>
@@ -6177,33 +6252,33 @@
       <w:tr>
         <w:tc>
           <w:tcPr>
-            <w:tcW w:type="dxa" w:w="4060"/>
-            <w:tcBorders>
-              <w:top w:val="single" w:color="D1D5DB" w:sz="4"/>
-              <w:left w:val="single" w:color="D1D5DB" w:sz="4"/>
-              <w:bottom w:val="single" w:color="D1D5DB" w:sz="4"/>
-              <w:right w:val="single" w:color="D1D5DB" w:sz="4"/>
-            </w:tcBorders>
-            <w:tcMar>
-              <w:top w:type="dxa" w:w="60"/>
-              <w:left w:type="dxa" w:w="100"/>
-              <w:bottom w:type="dxa" w:w="60"/>
-              <w:right w:type="dxa" w:w="100"/>
-            </w:tcMar>
-          </w:tcPr>
-          <w:p>
-            <w:r>
-              <w:rPr>
-                <w:sz w:val="19"/>
-                <w:szCs w:val="19"/>
-              </w:rPr>
-              <w:t xml:space="preserve">A till says "ZapTill cloud subscription ended — … kept on this till"</w:t>
-            </w:r>
-          </w:p>
-        </w:tc>
-        <w:tc>
-          <w:tcPr>
-            <w:tcW w:type="dxa" w:w="5578"/>
+            <w:tcW w:type="dxa" w:w="4052"/>
+            <w:tcBorders>
+              <w:top w:val="single" w:color="D1D5DB" w:sz="4"/>
+              <w:left w:val="single" w:color="D1D5DB" w:sz="4"/>
+              <w:bottom w:val="single" w:color="D1D5DB" w:sz="4"/>
+              <w:right w:val="single" w:color="D1D5DB" w:sz="4"/>
+            </w:tcBorders>
+            <w:tcMar>
+              <w:top w:type="dxa" w:w="60"/>
+              <w:left w:type="dxa" w:w="100"/>
+              <w:bottom w:type="dxa" w:w="60"/>
+              <w:right w:type="dxa" w:w="100"/>
+            </w:tcMar>
+          </w:tcPr>
+          <w:p>
+            <w:r>
+              <w:rPr>
+                <w:sz w:val="19"/>
+                <w:szCs w:val="19"/>
+              </w:rPr>
+              <w:t xml:space="preserve">A POS says "ZapTill cloud subscription ended — … kept on this POS"</w:t>
+            </w:r>
+          </w:p>
+        </w:tc>
+        <w:tc>
+          <w:tcPr>
+            <w:tcW w:type="dxa" w:w="5586"/>
             <w:tcBorders>
               <w:top w:val="single" w:color="D1D5DB" w:sz="4"/>
               <w:left w:val="single" w:color="D1D5DB" w:sz="4"/>
@@ -6239,7 +6314,7 @@
                 <w:sz w:val="19"/>
                 <w:szCs w:val="19"/>
               </w:rPr>
-              <w:t xml:space="preserve"> (Step 2b); the till sends what it kept within about 5 minutes</w:t>
+              <w:t xml:space="preserve"> (Step 2b); the POS sends what it kept within about 5 minutes</w:t>
             </w:r>
           </w:p>
         </w:tc>
@@ -6247,7 +6322,7 @@
       <w:tr>
         <w:tc>
           <w:tcPr>
-            <w:tcW w:type="dxa" w:w="4060"/>
+            <w:tcW w:type="dxa" w:w="4052"/>
             <w:tcBorders>
               <w:top w:val="single" w:color="D1D5DB" w:sz="4"/>
               <w:left w:val="single" w:color="D1D5DB" w:sz="4"/>
@@ -6273,7 +6348,7 @@
         </w:tc>
         <w:tc>
           <w:tcPr>
-            <w:tcW w:type="dxa" w:w="5578"/>
+            <w:tcW w:type="dxa" w:w="5586"/>
             <w:tcBorders>
               <w:top w:val="single" w:color="D1D5DB" w:sz="4"/>
               <w:left w:val="single" w:color="D1D5DB" w:sz="4"/>
@@ -6317,33 +6392,33 @@
       <w:tr>
         <w:tc>
           <w:tcPr>
-            <w:tcW w:type="dxa" w:w="4060"/>
-            <w:tcBorders>
-              <w:top w:val="single" w:color="D1D5DB" w:sz="4"/>
-              <w:left w:val="single" w:color="D1D5DB" w:sz="4"/>
-              <w:bottom w:val="single" w:color="D1D5DB" w:sz="4"/>
-              <w:right w:val="single" w:color="D1D5DB" w:sz="4"/>
-            </w:tcBorders>
-            <w:tcMar>
-              <w:top w:type="dxa" w:w="60"/>
-              <w:left w:type="dxa" w:w="100"/>
-              <w:bottom w:type="dxa" w:w="60"/>
-              <w:right w:type="dxa" w:w="100"/>
-            </w:tcMar>
-          </w:tcPr>
-          <w:p>
-            <w:r>
-              <w:rPr>
-                <w:sz w:val="19"/>
-                <w:szCs w:val="19"/>
-              </w:rPr>
-              <w:t xml:space="preserve">Enrolment code refused: "…cloud subscription has ended, so a till cannot be joined"</w:t>
-            </w:r>
-          </w:p>
-        </w:tc>
-        <w:tc>
-          <w:tcPr>
-            <w:tcW w:type="dxa" w:w="5578"/>
+            <w:tcW w:type="dxa" w:w="4052"/>
+            <w:tcBorders>
+              <w:top w:val="single" w:color="D1D5DB" w:sz="4"/>
+              <w:left w:val="single" w:color="D1D5DB" w:sz="4"/>
+              <w:bottom w:val="single" w:color="D1D5DB" w:sz="4"/>
+              <w:right w:val="single" w:color="D1D5DB" w:sz="4"/>
+            </w:tcBorders>
+            <w:tcMar>
+              <w:top w:type="dxa" w:w="60"/>
+              <w:left w:type="dxa" w:w="100"/>
+              <w:bottom w:type="dxa" w:w="60"/>
+              <w:right w:type="dxa" w:w="100"/>
+            </w:tcMar>
+          </w:tcPr>
+          <w:p>
+            <w:r>
+              <w:rPr>
+                <w:sz w:val="19"/>
+                <w:szCs w:val="19"/>
+              </w:rPr>
+              <w:t xml:space="preserve">Enrolment code refused: "…cloud subscription has ended, so a POS cannot be joined"</w:t>
+            </w:r>
+          </w:p>
+        </w:tc>
+        <w:tc>
+          <w:tcPr>
+            <w:tcW w:type="dxa" w:w="5586"/>
             <w:tcBorders>
               <w:top w:val="single" w:color="D1D5DB" w:sz="4"/>
               <w:left w:val="single" w:color="D1D5DB" w:sz="4"/>
@@ -6371,7 +6446,7 @@
       <w:tr>
         <w:tc>
           <w:tcPr>
-            <w:tcW w:type="dxa" w:w="4060"/>
+            <w:tcW w:type="dxa" w:w="4052"/>
             <w:tcBorders>
               <w:top w:val="single" w:color="D1D5DB" w:sz="4"/>
               <w:left w:val="single" w:color="D1D5DB" w:sz="4"/>
@@ -6397,7 +6472,7 @@
         </w:tc>
         <w:tc>
           <w:tcPr>
-            <w:tcW w:type="dxa" w:w="5578"/>
+            <w:tcW w:type="dxa" w:w="5586"/>
             <w:tcBorders>
               <w:top w:val="single" w:color="D1D5DB" w:sz="4"/>
               <w:left w:val="single" w:color="D1D5DB" w:sz="4"/>
@@ -6425,7 +6500,7 @@
       <w:tr>
         <w:tc>
           <w:tcPr>
-            <w:tcW w:type="dxa" w:w="4060"/>
+            <w:tcW w:type="dxa" w:w="4052"/>
             <w:tcBorders>
               <w:top w:val="single" w:color="D1D5DB" w:sz="4"/>
               <w:left w:val="single" w:color="D1D5DB" w:sz="4"/>
@@ -6451,7 +6526,7 @@
         </w:tc>
         <w:tc>
           <w:tcPr>
-            <w:tcW w:type="dxa" w:w="5578"/>
+            <w:tcW w:type="dxa" w:w="5586"/>
             <w:tcBorders>
               <w:top w:val="single" w:color="D1D5DB" w:sz="4"/>
               <w:left w:val="single" w:color="D1D5DB" w:sz="4"/>
@@ -6479,7 +6554,7 @@
       <w:tr>
         <w:tc>
           <w:tcPr>
-            <w:tcW w:type="dxa" w:w="4060"/>
+            <w:tcW w:type="dxa" w:w="4052"/>
             <w:tcBorders>
               <w:top w:val="single" w:color="D1D5DB" w:sz="4"/>
               <w:left w:val="single" w:color="D1D5DB" w:sz="4"/>
@@ -6505,7 +6580,7 @@
         </w:tc>
         <w:tc>
           <w:tcPr>
-            <w:tcW w:type="dxa" w:w="5578"/>
+            <w:tcW w:type="dxa" w:w="5586"/>
             <w:tcBorders>
               <w:top w:val="single" w:color="D1D5DB" w:sz="4"/>
               <w:left w:val="single" w:color="D1D5DB" w:sz="4"/>
@@ -6533,7 +6608,7 @@
       <w:tr>
         <w:tc>
           <w:tcPr>
-            <w:tcW w:type="dxa" w:w="4060"/>
+            <w:tcW w:type="dxa" w:w="4052"/>
             <w:tcBorders>
               <w:top w:val="single" w:color="D1D5DB" w:sz="4"/>
               <w:left w:val="single" w:color="D1D5DB" w:sz="4"/>
@@ -6559,7 +6634,7 @@
         </w:tc>
         <w:tc>
           <w:tcPr>
-            <w:tcW w:type="dxa" w:w="5578"/>
+            <w:tcW w:type="dxa" w:w="5586"/>
             <w:tcBorders>
               <w:top w:val="single" w:color="D1D5DB" w:sz="4"/>
               <w:left w:val="single" w:color="D1D5DB" w:sz="4"/>
@@ -7659,7 +7734,7 @@
         <w:t xml:space="preserve">Menus</w:t>
       </w:r>
       <w:r>
-        <w:t xml:space="preserve"> (group categories into tabs on the till: one menu per category), </w:t>
+        <w:t xml:space="preserve"> (group categories into tabs on the POS: one menu per category), </w:t>
       </w:r>
       <w:r>
         <w:rPr>
@@ -7711,10 +7786,10 @@
           <w:b/>
           <w:bCs/>
         </w:rPr>
-        <w:t xml:space="preserve">Menus (Departments in a shop) become tabs across the top of the till.</w:t>
-      </w:r>
-      <w:r>
-        <w:t xml:space="preserve"> When the business has at least one menu with a category in it, the till and the web POS show a row of large tabs above the products: </w:t>
+        <w:t xml:space="preserve">Menus (Departments in a shop) become tabs across the top of the desktop POS.</w:t>
+      </w:r>
+      <w:r>
+        <w:t xml:space="preserve"> When the business has at least one menu with a category in it, the desktop POS and the web POS show a row of large tabs above the products: </w:t>
       </w:r>
       <w:r>
         <w:rPr>
@@ -7734,7 +7809,7 @@
         <w:t xml:space="preserve">Other</w:t>
       </w:r>
       <w:r>
-        <w:t xml:space="preserve"> for categories in no menu. A cashier taps a tab to see that menu; the ☰ panel then lists only that menu's categories. A search always looks through every menu. With no menus, the till keeps the ☰ category panel. So set up menus that make sense to a cashier (Food, Soft drinks, Alcohol; or Groceries, Beverages, Household), and check them on the till in Step 10.</w:t>
+        <w:t xml:space="preserve"> for categories in no menu. A cashier taps a tab to see that menu; the ☰ panel then lists only that menu's categories. A search always looks through every menu. With no menus, the desktop POS keeps the ☰ category panel. So set up menus that make sense to a cashier (Food, Soft drinks, Alcohol; or Groceries, Beverages, Household), and check them on the desktop POS in Step 10.</w:t>
       </w:r>
     </w:p>
     <w:p>
@@ -7769,7 +7844,7 @@
         <w:t xml:space="preserve">Menu › Print labels</w:t>
       </w:r>
       <w:r>
-        <w:t xml:space="preserve"> (on the till: </w:t>
+        <w:t xml:space="preserve"> (on the POS: </w:t>
       </w:r>
       <w:r>
         <w:rPr>
@@ -7801,7 +7876,7 @@
         <w:t xml:space="preserve">docs/Manuals/BARCODE-LABELS.html</w:t>
       </w:r>
       <w:r>
-        <w:t xml:space="preserve">, also as Word). Labels on the till need web access (the online licence).</w:t>
+        <w:t xml:space="preserve">, also as Word). Labels on the POS need web access (the online licence).</w:t>
       </w:r>
     </w:p>
     <w:p>
@@ -7836,7 +7911,7 @@
         <w:t xml:space="preserve">Stock › Other branches</w:t>
       </w:r>
       <w:r>
-        <w:t xml:space="preserve"> for a shop), on the till </w:t>
+        <w:t xml:space="preserve"> for a shop), on the POS </w:t>
       </w:r>
       <w:r>
         <w:rPr>
@@ -7906,7 +7981,7 @@
         <w:t xml:space="preserve">Transfers</w:t>
       </w:r>
       <w:r>
-        <w:t xml:space="preserve"> at the asking branch. On the till's sale screen, a search for an item that is sold out here offers </w:t>
+        <w:t xml:space="preserve"> at the asking branch. On the POS's sale screen, a search for an item that is sold out here offers </w:t>
       </w:r>
       <w:r>
         <w:rPr>
@@ -8354,7 +8429,7 @@
         <w:spacing w:after="120"/>
       </w:pPr>
       <w:r>
-        <w:t xml:space="preserve">Every person gets a role and a 4–6 digit PIN; the role decides what they can do on the till and the dashboard.</w:t>
+        <w:t xml:space="preserve">Every person gets a role and a 4–6 digit PIN; the role decides what they can do on the POS and the dashboard.</w:t>
       </w:r>
     </w:p>
     <w:p>
@@ -8633,8 +8708,8 @@
         </w:tblBorders>
       </w:tblPr>
       <w:tblGrid>
-        <w:gridCol w:w="4693"/>
-        <w:gridCol w:w="4945"/>
+        <w:gridCol w:w="4649"/>
+        <w:gridCol w:w="4989"/>
       </w:tblGrid>
       <w:tr>
         <w:trPr>
@@ -8642,7 +8717,7 @@
         </w:trPr>
         <w:tc>
           <w:tcPr>
-            <w:tcW w:type="dxa" w:w="4693"/>
+            <w:tcW w:type="dxa" w:w="4649"/>
             <w:tcBorders>
               <w:top w:val="single" w:color="D1D5DB" w:sz="4"/>
               <w:left w:val="single" w:color="D1D5DB" w:sz="4"/>
@@ -8671,7 +8746,7 @@
         </w:tc>
         <w:tc>
           <w:tcPr>
-            <w:tcW w:type="dxa" w:w="4945"/>
+            <w:tcW w:type="dxa" w:w="4989"/>
             <w:tcBorders>
               <w:top w:val="single" w:color="D1D5DB" w:sz="4"/>
               <w:left w:val="single" w:color="D1D5DB" w:sz="4"/>
@@ -8702,7 +8777,7 @@
       <w:tr>
         <w:tc>
           <w:tcPr>
-            <w:tcW w:type="dxa" w:w="4693"/>
+            <w:tcW w:type="dxa" w:w="4649"/>
             <w:tcBorders>
               <w:top w:val="single" w:color="D1D5DB" w:sz="4"/>
               <w:left w:val="single" w:color="D1D5DB" w:sz="4"/>
@@ -8728,7 +8803,7 @@
         </w:tc>
         <w:tc>
           <w:tcPr>
-            <w:tcW w:type="dxa" w:w="4945"/>
+            <w:tcW w:type="dxa" w:w="4989"/>
             <w:tcBorders>
               <w:top w:val="single" w:color="D1D5DB" w:sz="4"/>
               <w:left w:val="single" w:color="D1D5DB" w:sz="4"/>
@@ -8756,33 +8831,33 @@
       <w:tr>
         <w:tc>
           <w:tcPr>
-            <w:tcW w:type="dxa" w:w="4693"/>
-            <w:tcBorders>
-              <w:top w:val="single" w:color="D1D5DB" w:sz="4"/>
-              <w:left w:val="single" w:color="D1D5DB" w:sz="4"/>
-              <w:bottom w:val="single" w:color="D1D5DB" w:sz="4"/>
-              <w:right w:val="single" w:color="D1D5DB" w:sz="4"/>
-            </w:tcBorders>
-            <w:tcMar>
-              <w:top w:type="dxa" w:w="60"/>
-              <w:left w:type="dxa" w:w="100"/>
-              <w:bottom w:type="dxa" w:w="60"/>
-              <w:right w:type="dxa" w:w="100"/>
-            </w:tcMar>
-          </w:tcPr>
-          <w:p>
-            <w:r>
-              <w:rPr>
-                <w:sz w:val="19"/>
-                <w:szCs w:val="19"/>
-              </w:rPr>
-              <w:t xml:space="preserve">Approves voids, refunds and sales on account at the till</w:t>
-            </w:r>
-          </w:p>
-        </w:tc>
-        <w:tc>
-          <w:tcPr>
-            <w:tcW w:type="dxa" w:w="4945"/>
+            <w:tcW w:type="dxa" w:w="4649"/>
+            <w:tcBorders>
+              <w:top w:val="single" w:color="D1D5DB" w:sz="4"/>
+              <w:left w:val="single" w:color="D1D5DB" w:sz="4"/>
+              <w:bottom w:val="single" w:color="D1D5DB" w:sz="4"/>
+              <w:right w:val="single" w:color="D1D5DB" w:sz="4"/>
+            </w:tcBorders>
+            <w:tcMar>
+              <w:top w:type="dxa" w:w="60"/>
+              <w:left w:type="dxa" w:w="100"/>
+              <w:bottom w:type="dxa" w:w="60"/>
+              <w:right w:type="dxa" w:w="100"/>
+            </w:tcMar>
+          </w:tcPr>
+          <w:p>
+            <w:r>
+              <w:rPr>
+                <w:sz w:val="19"/>
+                <w:szCs w:val="19"/>
+              </w:rPr>
+              <w:t xml:space="preserve">Approves voids, refunds and sales on account at the POS</w:t>
+            </w:r>
+          </w:p>
+        </w:tc>
+        <w:tc>
+          <w:tcPr>
+            <w:tcW w:type="dxa" w:w="4989"/>
             <w:tcBorders>
               <w:top w:val="single" w:color="D1D5DB" w:sz="4"/>
               <w:left w:val="single" w:color="D1D5DB" w:sz="4"/>
@@ -8810,7 +8885,7 @@
       <w:tr>
         <w:tc>
           <w:tcPr>
-            <w:tcW w:type="dxa" w:w="4693"/>
+            <w:tcW w:type="dxa" w:w="4649"/>
             <w:tcBorders>
               <w:top w:val="single" w:color="D1D5DB" w:sz="4"/>
               <w:left w:val="single" w:color="D1D5DB" w:sz="4"/>
@@ -8836,7 +8911,7 @@
         </w:tc>
         <w:tc>
           <w:tcPr>
-            <w:tcW w:type="dxa" w:w="4945"/>
+            <w:tcW w:type="dxa" w:w="4989"/>
             <w:tcBorders>
               <w:top w:val="single" w:color="D1D5DB" w:sz="4"/>
               <w:left w:val="single" w:color="D1D5DB" w:sz="4"/>
@@ -8864,7 +8939,7 @@
       <w:tr>
         <w:tc>
           <w:tcPr>
-            <w:tcW w:type="dxa" w:w="4693"/>
+            <w:tcW w:type="dxa" w:w="4649"/>
             <w:tcBorders>
               <w:top w:val="single" w:color="D1D5DB" w:sz="4"/>
               <w:left w:val="single" w:color="D1D5DB" w:sz="4"/>
@@ -8890,7 +8965,7 @@
         </w:tc>
         <w:tc>
           <w:tcPr>
-            <w:tcW w:type="dxa" w:w="4945"/>
+            <w:tcW w:type="dxa" w:w="4989"/>
             <w:tcBorders>
               <w:top w:val="single" w:color="D1D5DB" w:sz="4"/>
               <w:left w:val="single" w:color="D1D5DB" w:sz="4"/>
@@ -8918,7 +8993,7 @@
       <w:tr>
         <w:tc>
           <w:tcPr>
-            <w:tcW w:type="dxa" w:w="4693"/>
+            <w:tcW w:type="dxa" w:w="4649"/>
             <w:tcBorders>
               <w:top w:val="single" w:color="D1D5DB" w:sz="4"/>
               <w:left w:val="single" w:color="D1D5DB" w:sz="4"/>
@@ -8944,7 +9019,7 @@
         </w:tc>
         <w:tc>
           <w:tcPr>
-            <w:tcW w:type="dxa" w:w="4945"/>
+            <w:tcW w:type="dxa" w:w="4989"/>
             <w:tcBorders>
               <w:top w:val="single" w:color="D1D5DB" w:sz="4"/>
               <w:left w:val="single" w:color="D1D5DB" w:sz="4"/>
@@ -8972,7 +9047,7 @@
       <w:tr>
         <w:tc>
           <w:tcPr>
-            <w:tcW w:type="dxa" w:w="4693"/>
+            <w:tcW w:type="dxa" w:w="4649"/>
             <w:tcBorders>
               <w:top w:val="single" w:color="D1D5DB" w:sz="4"/>
               <w:left w:val="single" w:color="D1D5DB" w:sz="4"/>
@@ -8998,7 +9073,7 @@
         </w:tc>
         <w:tc>
           <w:tcPr>
-            <w:tcW w:type="dxa" w:w="4945"/>
+            <w:tcW w:type="dxa" w:w="4989"/>
             <w:tcBorders>
               <w:top w:val="single" w:color="D1D5DB" w:sz="4"/>
               <w:left w:val="single" w:color="D1D5DB" w:sz="4"/>
@@ -9026,7 +9101,7 @@
       <w:tr>
         <w:tc>
           <w:tcPr>
-            <w:tcW w:type="dxa" w:w="4693"/>
+            <w:tcW w:type="dxa" w:w="4649"/>
             <w:tcBorders>
               <w:top w:val="single" w:color="D1D5DB" w:sz="4"/>
               <w:left w:val="single" w:color="D1D5DB" w:sz="4"/>
@@ -9052,7 +9127,7 @@
         </w:tc>
         <w:tc>
           <w:tcPr>
-            <w:tcW w:type="dxa" w:w="4945"/>
+            <w:tcW w:type="dxa" w:w="4989"/>
             <w:tcBorders>
               <w:top w:val="single" w:color="D1D5DB" w:sz="4"/>
               <w:left w:val="single" w:color="D1D5DB" w:sz="4"/>
@@ -9366,7 +9441,7 @@
         <w:t xml:space="preserve">Roles and permissions › + New role</w:t>
       </w:r>
       <w:r>
-        <w:t xml:space="preserve">, start from an existing role, then tick permissions. Changes apply at the person's next sign-in or till refresh.</w:t>
+        <w:t xml:space="preserve">, start from an existing role, then tick permissions. Changes apply at the person's next sign-in or POS refresh.</w:t>
       </w:r>
     </w:p>
     <w:p>
@@ -9383,7 +9458,7 @@
         <w:spacing w:after="120"/>
       </w:pPr>
       <w:r>
-        <w:t xml:space="preserve">The dashboard sets which payment methods the business takes; the M-Pesa number is set on each branch's till.</w:t>
+        <w:t xml:space="preserve">The dashboard sets which payment methods the business takes; the M-Pesa number is set on each branch's POS.</w:t>
       </w:r>
     </w:p>
     <w:p>
@@ -9483,10 +9558,10 @@
           <w:b/>
           <w:bCs/>
         </w:rPr>
-        <w:t xml:space="preserve">M-Pesa number (on the till, by a manager).</w:t>
-      </w:r>
-      <w:r>
-        <w:t xml:space="preserve"> On the till, open </w:t>
+        <w:t xml:space="preserve">M-Pesa number (on the POS, by a manager).</w:t>
+      </w:r>
+      <w:r>
+        <w:t xml:space="preserve"> On the POS, open </w:t>
       </w:r>
       <w:r>
         <w:rPr>
@@ -9560,7 +9635,7 @@
           <wp:inline distT="0" distB="0" distL="0" distR="0">
             <wp:extent cx="5905500" cy="3695700"/>
             <wp:effectExtent t="0" r="0" b="0" l="0"/>
-            <wp:docPr id="1" name="06e-till-mpesa-buy-goods.png" descr="M-Pesa for this branch on the till" title="M-Pesa for this branch on the till"/>
+            <wp:docPr id="1" name="06e-till-mpesa-buy-goods.png" descr="M-Pesa for this branch on the POS" title="M-Pesa for this branch on the POS"/>
             <wp:cNvGraphicFramePr>
               <a:graphicFrameLocks xmlns:a="http://schemas.openxmlformats.org/drawingml/2006/main" noChangeAspect="1"/>
             </wp:cNvGraphicFramePr>
@@ -9609,7 +9684,7 @@
           <w:sz w:val="18"/>
           <w:szCs w:val="18"/>
         </w:rPr>
-        <w:t xml:space="preserve">M-Pesa for this branch on the till</w:t>
+        <w:t xml:space="preserve">M-Pesa for this branch on the POS</w:t>
       </w:r>
     </w:p>
     <w:p>
@@ -9679,7 +9754,7 @@
         <w:t xml:space="preserve">Credit sales to confirm</w:t>
       </w:r>
       <w:r>
-        <w:t xml:space="preserve">; this never blocks the day close. On the till, </w:t>
+        <w:t xml:space="preserve">; this never blocks the day close. On the POS, </w:t>
       </w:r>
       <w:r>
         <w:rPr>
@@ -9804,7 +9879,7 @@
         <w:t xml:space="preserve">Save</w:t>
       </w:r>
       <w:r>
-        <w:t xml:space="preserve">. "Credit limit set to KES … They now show in Credit Accounts and at the tills."</w:t>
+        <w:t xml:space="preserve">. "Credit limit set to KES … They now show in Credit Accounts and at the points of sale."</w:t>
       </w:r>
     </w:p>
     <w:p>
@@ -10045,7 +10120,7 @@
         <w:t xml:space="preserve">Save</w:t>
       </w:r>
       <w:r>
-        <w:t xml:space="preserve">. Customers belong to the whole business, so a manager can set the limit of any customer, and the branch they did it from is recorded. Only the role ZapTill created as Manager counts. A role the business made itself and called "Manager", a built-in Manager role renamed to something else, General Manager, Finance Manager, Supervisor and partners all get the line "Only the owner or a manager sets credit limits." and no box, and the cloud refuses them too. A till never sets a limit, and neither can ZapTill staff in the admin portal. Every grant, change or removal is recorded with who, from which branch, when, and the old and new limit, and shown on the customer's profile (below). Tills pick up a new credit customer at their next sync.</w:t>
+        <w:t xml:space="preserve">. Customers belong to the whole business, so a manager can set the limit of any customer, and the branch they did it from is recorded. Only the role ZapTill created as Manager counts. A role the business made itself and called "Manager", a built-in Manager role renamed to something else, General Manager, Finance Manager, Supervisor and partners all get the line "Only the owner or a manager sets credit limits." and no box, and the cloud refuses them too. A desktop POS never sets a limit, and neither can ZapTill staff in the admin portal. Every grant, change or removal is recorded with who, from which branch, when, and the old and new limit, and shown on the customer's profile (below). Desktop points of sale pick up a new credit customer at their next sync.</w:t>
       </w:r>
     </w:p>
     <w:p>
@@ -10080,7 +10155,7 @@
         <w:t xml:space="preserve">Customer credit</w:t>
       </w:r>
       <w:r>
-        <w:t xml:space="preserve"> right approves a sale on account (a cashier enters such a person's PIN at the till), within the customer's limit. Turn </w:t>
+        <w:t xml:space="preserve"> right approves a sale on account (a cashier enters such a person's PIN at the desktop POS), within the customer's limit. Turn </w:t>
       </w:r>
       <w:r>
         <w:rPr>
@@ -10100,7 +10175,7 @@
         <w:t xml:space="preserve">Save</w:t>
       </w:r>
       <w:r>
-        <w:t xml:space="preserve">. From then on every sale on account at that branch, on the till and on the web POS, needs one of them or the owner: when the seller is on the list it is approved automatically; anyone else types the PIN of someone on the list ("Approver's PIN — someone the owner chose"). A manager who is not on the list is refused. Nobody ticked at a branch means only the owner approves there. The limit always applies: no approver can sell past it. The tills keep the list with their credit customers, so it works offline; a change reaches a till at its next customer list (within a minute online).</w:t>
+        <w:t xml:space="preserve">. From then on every sale on account at that branch, on the desktop POS and on the web POS, needs one of them or the owner: when the seller is on the list it is approved automatically; anyone else types the PIN of someone on the list ("Approver's PIN — someone the owner chose"). A manager who is not on the list is refused. Nobody ticked at a branch means only the owner approves there. The limit always applies: no approver can sell past it. The desktop points of sale keep the list with their credit customers, so it works offline; a change reaches a desktop POS at its next customer list (within a minute online).</w:t>
       </w:r>
     </w:p>
     <w:p>
@@ -10177,7 +10252,7 @@
           <wp:inline distT="0" distB="0" distL="0" distR="0">
             <wp:extent cx="5905500" cy="3714750"/>
             <wp:effectExtent t="0" r="0" b="0" l="0"/>
-            <wp:docPr id="1" name="06k-till-credit-approver-pin.png" descr="The till asks for an approver's PIN" title="The till asks for an approver's PIN"/>
+            <wp:docPr id="1" name="06k-till-credit-approver-pin.png" descr="The POS asks for an approver's PIN" title="The POS asks for an approver's PIN"/>
             <wp:cNvGraphicFramePr>
               <a:graphicFrameLocks xmlns:a="http://schemas.openxmlformats.org/drawingml/2006/main" noChangeAspect="1"/>
             </wp:cNvGraphicFramePr>
@@ -10226,7 +10301,7 @@
           <w:sz w:val="18"/>
           <w:szCs w:val="18"/>
         </w:rPr>
-        <w:t xml:space="preserve">The till asks for an approver's PIN</w:t>
+        <w:t xml:space="preserve">The POS asks for an approver's PIN</w:t>
       </w:r>
     </w:p>
     <w:p>
@@ -10333,7 +10408,7 @@
         <w:pageBreakBefore/>
       </w:pPr>
       <w:r>
-        <w:t xml:space="preserve">Step 7 — Install ZapTill on the till PC and join it</w:t>
+        <w:t xml:space="preserve">Step 7 — Install ZapTill on the POS PC and join it</w:t>
       </w:r>
     </w:p>
     <w:p>
@@ -10341,7 +10416,7 @@
         <w:spacing w:after="120"/>
       </w:pPr>
       <w:r>
-        <w:t xml:space="preserve">A till joins with the </w:t>
+        <w:t xml:space="preserve">A POS joins with the </w:t>
       </w:r>
       <w:r>
         <w:rPr>
@@ -10651,7 +10726,7 @@
         <w:t xml:space="preserve">ZapTill-&lt;version&gt;.exe</w:t>
       </w:r>
       <w:r>
-        <w:t xml:space="preserve">) on the till PC as an administrator. It is not code-signed: if Windows SmartScreen appears, click </w:t>
+        <w:t xml:space="preserve">) on the POS PC as an administrator. It is not code-signed: if Windows SmartScreen appears, click </w:t>
       </w:r>
       <w:r>
         <w:rPr>
@@ -10738,7 +10813,7 @@
         <w:t xml:space="preserve">Desktop updates › Choose a version… › Approve</w:t>
       </w:r>
       <w:r>
-        <w:t xml:space="preserve">). Until then tills stay on the version they run.</w:t>
+        <w:t xml:space="preserve">). Until then points of sale stay on the version they run.</w:t>
       </w:r>
     </w:p>
     <w:p>
@@ -10760,7 +10835,7 @@
           <w:b/>
           <w:bCs/>
         </w:rPr>
-        <w:t xml:space="preserve">Branches &amp; tills</w:t>
+        <w:t xml:space="preserve">Branches &amp; POS</w:t>
       </w:r>
       <w:r>
         <w:t xml:space="preserve"> tab, click </w:t>
@@ -10770,10 +10845,10 @@
           <w:b/>
           <w:bCs/>
         </w:rPr>
-        <w:t xml:space="preserve">Enrol till</w:t>
-      </w:r>
-      <w:r>
-        <w:t xml:space="preserve"> next to the licensed branch and enter how many tills (1–20). Copy the </w:t>
+        <w:t xml:space="preserve">Enrol POS</w:t>
+      </w:r>
+      <w:r>
+        <w:t xml:space="preserve"> next to the licensed branch and enter how many points of sale (1–20). Copy the </w:t>
       </w:r>
       <w:r>
         <w:rPr>
@@ -10793,7 +10868,7 @@
         <w:t xml:space="preserve">Code</w:t>
       </w:r>
       <w:r>
-        <w:t xml:space="preserve"> per till. Codes are 10 characters, single-use and tied to that branch.</w:t>
+        <w:t xml:space="preserve"> per POS. Codes are 10 characters, single-use and tied to that branch.</w:t>
       </w:r>
     </w:p>
     <w:p>
@@ -10868,7 +10943,7 @@
           <w:b/>
           <w:bCs/>
         </w:rPr>
-        <w:t xml:space="preserve">7d. First run on the till.</w:t>
+        <w:t xml:space="preserve">7d. First run on the POS.</w:t>
       </w:r>
       <w:r>
         <w:t xml:space="preserve"> Open ZapTill. The </w:t>
@@ -10908,7 +10983,7 @@
           <w:b/>
           <w:bCs/>
         </w:rPr>
-        <w:t xml:space="preserve">first or only till</w:t>
+        <w:t xml:space="preserve">first or only POS</w:t>
       </w:r>
       <w:r>
         <w:t xml:space="preserve">, or for the PC that will </w:t>
@@ -10931,7 +11006,7 @@
         <w:t xml:space="preserve">Set up without a server</w:t>
       </w:r>
       <w:r>
-        <w:t xml:space="preserve">. For an extra till, choose the server (Step 8) — and check the business and server name first: the search lists every ZapTill server on the network, including other businesses'.</w:t>
+        <w:t xml:space="preserve">. For an extra POS, choose the server (Step 8) — and check the business and server name first: the search lists every ZapTill server on the network, including other businesses'.</w:t>
       </w:r>
     </w:p>
     <w:p>
@@ -11158,7 +11233,7 @@
           <w:b/>
           <w:bCs/>
         </w:rPr>
-        <w:t xml:space="preserve">Till</w:t>
+        <w:t xml:space="preserve">POS</w:t>
       </w:r>
       <w:r>
         <w:t xml:space="preserve"> (sells), </w:t>
@@ -11171,7 +11246,7 @@
         <w:t xml:space="preserve">Branch server</w:t>
       </w:r>
       <w:r>
-        <w:t xml:space="preserve"> (sells, and other tills sync to it) or </w:t>
+        <w:t xml:space="preserve"> (sells, and other points of sale sync to it) or </w:t>
       </w:r>
       <w:r>
         <w:rPr>
@@ -11201,7 +11276,7 @@
         <w:t xml:space="preserve">Terminal code</w:t>
       </w:r>
       <w:r>
-        <w:t xml:space="preserve">: T1, T2, T3… Every till at a branch needs a different code; it prefixes every bill number (T1--1042).</w:t>
+        <w:t xml:space="preserve">: T1, T2, T3… Every POS at a branch needs a different code; it prefixes every bill number (T1--1042).</w:t>
       </w:r>
     </w:p>
     <w:p>
@@ -11221,7 +11296,7 @@
         <w:t xml:space="preserve">Device name</w:t>
       </w:r>
       <w:r>
-        <w:t xml:space="preserve">: e.g. Counter, Bar, Front till 1.</w:t>
+        <w:t xml:space="preserve">: e.g. Counter, Bar, Front POS 1.</w:t>
       </w:r>
     </w:p>
     <w:p>
@@ -11239,7 +11314,7 @@
         <w:t xml:space="preserve">Complete setup</w:t>
       </w:r>
       <w:r>
-        <w:t xml:space="preserve">. The screen locks; changing it later needs a technician (Step 11). The till opens on the PIN screen.</w:t>
+        <w:t xml:space="preserve">. The screen locks; changing it later needs a technician (Step 11). The POS opens on the PIN screen.</w:t>
       </w:r>
     </w:p>
     <w:p>
@@ -11314,7 +11389,7 @@
           <w:b/>
           <w:bCs/>
         </w:rPr>
-        <w:t xml:space="preserve">There is no approval step for a till:</w:t>
+        <w:t xml:space="preserve">There is no approval step for a desktop POS:</w:t>
       </w:r>
       <w:r>
         <w:t xml:space="preserve"> redeeming the code approves it. The dashboard's </w:t>
@@ -11327,7 +11402,7 @@
         <w:t xml:space="preserve">Devices</w:t>
       </w:r>
       <w:r>
-        <w:t xml:space="preserve"> approval is only for cashiers signing in to the web POS from a new browser. The new till appears under </w:t>
+        <w:t xml:space="preserve"> approval is only for cashiers signing in to the web POS from a new browser. The new desktop POS appears under </w:t>
       </w:r>
       <w:r>
         <w:rPr>
@@ -11670,7 +11745,7 @@
                 <w:sz w:val="19"/>
                 <w:szCs w:val="19"/>
               </w:rPr>
-              <w:t xml:space="preserve">This till is already joined to its business</w:t>
+              <w:t xml:space="preserve">This POS is already joined to its business</w:t>
             </w:r>
           </w:p>
         </w:tc>
@@ -11767,7 +11842,7 @@
         <w:pageBreakBefore/>
       </w:pPr>
       <w:r>
-        <w:t xml:space="preserve">Step 8 — Branch server and extra tills</w:t>
+        <w:t xml:space="preserve">Step 8 — Branch server and extra points of sale</w:t>
       </w:r>
     </w:p>
     <w:p>
@@ -11775,7 +11850,7 @@
         <w:spacing w:after="120"/>
       </w:pPr>
       <w:r>
-        <w:t xml:space="preserve">A branch with more than one till needs one </w:t>
+        <w:t xml:space="preserve">A branch with more than one POS needs one </w:t>
       </w:r>
       <w:r>
         <w:rPr>
@@ -11785,7 +11860,7 @@
         <w:t xml:space="preserve">branch server</w:t>
       </w:r>
       <w:r>
-        <w:t xml:space="preserve">. Every other till joins through it and keeps selling, and in step, even when the internet is down.</w:t>
+        <w:t xml:space="preserve">. Every other POS joins through it and keeps selling, and in step, even when the internet is down.</w:t>
       </w:r>
     </w:p>
     <w:p>
@@ -11840,7 +11915,7 @@
         <w:t xml:space="preserve">Branch access code</w:t>
       </w:r>
       <w:r>
-        <w:t xml:space="preserve"> it shows, for support; tills never type it.</w:t>
+        <w:t xml:space="preserve"> it shows, for support; points of sale never type it.</w:t>
       </w:r>
     </w:p>
     <w:p>
@@ -12023,10 +12098,10 @@
           <w:b/>
           <w:bCs/>
         </w:rPr>
-        <w:t xml:space="preserve">8b. Join each extra till.</w:t>
-      </w:r>
-      <w:r>
-        <w:t xml:space="preserve"> No enrolment code is needed on an extra till.</w:t>
+        <w:t xml:space="preserve">8b. Join each extra POS.</w:t>
+      </w:r>
+      <w:r>
+        <w:t xml:space="preserve"> No enrolment code is needed on an extra POS.</w:t>
       </w:r>
     </w:p>
     <w:p>
@@ -12039,7 +12114,7 @@
         <w:spacing w:after="60"/>
       </w:pPr>
       <w:r>
-        <w:t xml:space="preserve">On the new till, at setup step 1 (or </w:t>
+        <w:t xml:space="preserve">On the new POS, at setup step 1 (or </w:t>
       </w:r>
       <w:r>
         <w:rPr>
@@ -12062,7 +12137,7 @@
         <w:spacing w:after="60"/>
       </w:pPr>
       <w:r>
-        <w:t xml:space="preserve">The till shows </w:t>
+        <w:t xml:space="preserve">The POS shows </w:t>
       </w:r>
       <w:r>
         <w:rPr>
@@ -12102,10 +12177,10 @@
           <w:b/>
           <w:bCs/>
         </w:rPr>
-        <w:t xml:space="preserve">A till wants to join this branch server</w:t>
-      </w:r>
-      <w:r>
-        <w:t xml:space="preserve"> appears over every screen, with the till's name and IP and the same security code. If the codes match, click </w:t>
+        <w:t xml:space="preserve">A POS wants to join this branch server</w:t>
+      </w:r>
+      <w:r>
+        <w:t xml:space="preserve"> appears over every screen, with the POS's name and IP and the same security code. If the codes match, click </w:t>
       </w:r>
       <w:r>
         <w:rPr>
@@ -12138,7 +12213,7 @@
         <w:spacing w:after="60"/>
       </w:pPr>
       <w:r>
-        <w:t xml:space="preserve">The till carries on by itself: give it a unique terminal code (T2, T3…) and its device name.</w:t>
+        <w:t xml:space="preserve">The POS carries on by itself: give it a unique terminal code (T2, T3…) and its device name.</w:t>
       </w:r>
     </w:p>
     <w:p>
@@ -12160,7 +12235,7 @@
           <wp:inline distT="0" distB="0" distL="0" distR="0">
             <wp:extent cx="5905500" cy="3695700"/>
             <wp:effectExtent t="0" r="0" b="0" l="0"/>
-            <wp:docPr id="1" name="08b-till-join-wait-press-allow.png" descr="The new till waiting for Allow" title="The new till waiting for Allow"/>
+            <wp:docPr id="1" name="08b-till-join-wait-press-allow.png" descr="The new POS waiting for Allow" title="The new POS waiting for Allow"/>
             <wp:cNvGraphicFramePr>
               <a:graphicFrameLocks xmlns:a="http://schemas.openxmlformats.org/drawingml/2006/main" noChangeAspect="1"/>
             </wp:cNvGraphicFramePr>
@@ -12209,7 +12284,7 @@
           <w:sz w:val="18"/>
           <w:szCs w:val="18"/>
         </w:rPr>
-        <w:t xml:space="preserve">The new till waiting for Allow</w:t>
+        <w:t xml:space="preserve">The new POS waiting for Allow</w:t>
       </w:r>
     </w:p>
     <w:p>
@@ -12287,7 +12362,7 @@
         <w:t xml:space="preserve">Check it worked.</w:t>
       </w:r>
       <w:r>
-        <w:t xml:space="preserve"> On a till's </w:t>
+        <w:t xml:space="preserve"> On a POS's </w:t>
       </w:r>
       <w:r>
         <w:rPr>
@@ -12378,8 +12453,8 @@
         </w:tblBorders>
       </w:tblPr>
       <w:tblGrid>
-        <w:gridCol w:w="4228"/>
-        <w:gridCol w:w="5410"/>
+        <w:gridCol w:w="4020"/>
+        <w:gridCol w:w="5618"/>
       </w:tblGrid>
       <w:tr>
         <w:trPr>
@@ -12387,7 +12462,7 @@
         </w:trPr>
         <w:tc>
           <w:tcPr>
-            <w:tcW w:type="dxa" w:w="4228"/>
+            <w:tcW w:type="dxa" w:w="4020"/>
             <w:tcBorders>
               <w:top w:val="single" w:color="D1D5DB" w:sz="4"/>
               <w:left w:val="single" w:color="D1D5DB" w:sz="4"/>
@@ -12416,7 +12491,7 @@
         </w:tc>
         <w:tc>
           <w:tcPr>
-            <w:tcW w:type="dxa" w:w="5410"/>
+            <w:tcW w:type="dxa" w:w="5618"/>
             <w:tcBorders>
               <w:top w:val="single" w:color="D1D5DB" w:sz="4"/>
               <w:left w:val="single" w:color="D1D5DB" w:sz="4"/>
@@ -12447,7 +12522,7 @@
       <w:tr>
         <w:tc>
           <w:tcPr>
-            <w:tcW w:type="dxa" w:w="4228"/>
+            <w:tcW w:type="dxa" w:w="4020"/>
             <w:tcBorders>
               <w:top w:val="single" w:color="D1D5DB" w:sz="4"/>
               <w:left w:val="single" w:color="D1D5DB" w:sz="4"/>
@@ -12473,7 +12548,7 @@
         </w:tc>
         <w:tc>
           <w:tcPr>
-            <w:tcW w:type="dxa" w:w="5410"/>
+            <w:tcW w:type="dxa" w:w="5618"/>
             <w:tcBorders>
               <w:top w:val="single" w:color="D1D5DB" w:sz="4"/>
               <w:left w:val="single" w:color="D1D5DB" w:sz="4"/>
@@ -12501,33 +12576,33 @@
       <w:tr>
         <w:tc>
           <w:tcPr>
-            <w:tcW w:type="dxa" w:w="4228"/>
-            <w:tcBorders>
-              <w:top w:val="single" w:color="D1D5DB" w:sz="4"/>
-              <w:left w:val="single" w:color="D1D5DB" w:sz="4"/>
-              <w:bottom w:val="single" w:color="D1D5DB" w:sz="4"/>
-              <w:right w:val="single" w:color="D1D5DB" w:sz="4"/>
-            </w:tcBorders>
-            <w:tcMar>
-              <w:top w:type="dxa" w:w="60"/>
-              <w:left w:type="dxa" w:w="100"/>
-              <w:bottom w:type="dxa" w:w="60"/>
-              <w:right w:type="dxa" w:w="100"/>
-            </w:tcMar>
-          </w:tcPr>
-          <w:p>
-            <w:r>
-              <w:rPr>
-                <w:sz w:val="19"/>
-                <w:szCs w:val="19"/>
-              </w:rPr>
-              <w:t xml:space="preserve">The server needs the internet to add a till</w:t>
-            </w:r>
-          </w:p>
-        </w:tc>
-        <w:tc>
-          <w:tcPr>
-            <w:tcW w:type="dxa" w:w="5410"/>
+            <w:tcW w:type="dxa" w:w="4020"/>
+            <w:tcBorders>
+              <w:top w:val="single" w:color="D1D5DB" w:sz="4"/>
+              <w:left w:val="single" w:color="D1D5DB" w:sz="4"/>
+              <w:bottom w:val="single" w:color="D1D5DB" w:sz="4"/>
+              <w:right w:val="single" w:color="D1D5DB" w:sz="4"/>
+            </w:tcBorders>
+            <w:tcMar>
+              <w:top w:type="dxa" w:w="60"/>
+              <w:left w:type="dxa" w:w="100"/>
+              <w:bottom w:type="dxa" w:w="60"/>
+              <w:right w:type="dxa" w:w="100"/>
+            </w:tcMar>
+          </w:tcPr>
+          <w:p>
+            <w:r>
+              <w:rPr>
+                <w:sz w:val="19"/>
+                <w:szCs w:val="19"/>
+              </w:rPr>
+              <w:t xml:space="preserve">The server needs the internet to add a POS</w:t>
+            </w:r>
+          </w:p>
+        </w:tc>
+        <w:tc>
+          <w:tcPr>
+            <w:tcW w:type="dxa" w:w="5618"/>
             <w:tcBorders>
               <w:top w:val="single" w:color="D1D5DB" w:sz="4"/>
               <w:left w:val="single" w:color="D1D5DB" w:sz="4"/>
@@ -12555,7 +12630,7 @@
       <w:tr>
         <w:tc>
           <w:tcPr>
-            <w:tcW w:type="dxa" w:w="4228"/>
+            <w:tcW w:type="dxa" w:w="4020"/>
             <w:tcBorders>
               <w:top w:val="single" w:color="D1D5DB" w:sz="4"/>
               <w:left w:val="single" w:color="D1D5DB" w:sz="4"/>
@@ -12581,27 +12656,27 @@
         </w:tc>
         <w:tc>
           <w:tcPr>
-            <w:tcW w:type="dxa" w:w="5410"/>
-            <w:tcBorders>
-              <w:top w:val="single" w:color="D1D5DB" w:sz="4"/>
-              <w:left w:val="single" w:color="D1D5DB" w:sz="4"/>
-              <w:bottom w:val="single" w:color="D1D5DB" w:sz="4"/>
-              <w:right w:val="single" w:color="D1D5DB" w:sz="4"/>
-            </w:tcBorders>
-            <w:tcMar>
-              <w:top w:type="dxa" w:w="60"/>
-              <w:left w:type="dxa" w:w="100"/>
-              <w:bottom w:type="dxa" w:w="60"/>
-              <w:right w:type="dxa" w:w="100"/>
-            </w:tcMar>
-          </w:tcPr>
-          <w:p>
-            <w:r>
-              <w:rPr>
-                <w:sz w:val="19"/>
-                <w:szCs w:val="19"/>
-              </w:rPr>
-              <w:t xml:space="preserve">Ask again from the till and Allow within 10 minutes</w:t>
+            <w:tcW w:type="dxa" w:w="5618"/>
+            <w:tcBorders>
+              <w:top w:val="single" w:color="D1D5DB" w:sz="4"/>
+              <w:left w:val="single" w:color="D1D5DB" w:sz="4"/>
+              <w:bottom w:val="single" w:color="D1D5DB" w:sz="4"/>
+              <w:right w:val="single" w:color="D1D5DB" w:sz="4"/>
+            </w:tcBorders>
+            <w:tcMar>
+              <w:top w:type="dxa" w:w="60"/>
+              <w:left w:type="dxa" w:w="100"/>
+              <w:bottom w:type="dxa" w:w="60"/>
+              <w:right w:type="dxa" w:w="100"/>
+            </w:tcMar>
+          </w:tcPr>
+          <w:p>
+            <w:r>
+              <w:rPr>
+                <w:sz w:val="19"/>
+                <w:szCs w:val="19"/>
+              </w:rPr>
+              <w:t xml:space="preserve">Ask again from the POS and Allow within 10 minutes</w:t>
             </w:r>
           </w:p>
         </w:tc>
@@ -12609,53 +12684,53 @@
       <w:tr>
         <w:tc>
           <w:tcPr>
-            <w:tcW w:type="dxa" w:w="4228"/>
-            <w:tcBorders>
-              <w:top w:val="single" w:color="D1D5DB" w:sz="4"/>
-              <w:left w:val="single" w:color="D1D5DB" w:sz="4"/>
-              <w:bottom w:val="single" w:color="D1D5DB" w:sz="4"/>
-              <w:right w:val="single" w:color="D1D5DB" w:sz="4"/>
-            </w:tcBorders>
-            <w:tcMar>
-              <w:top w:type="dxa" w:w="60"/>
-              <w:left w:type="dxa" w:w="100"/>
-              <w:bottom w:type="dxa" w:w="60"/>
-              <w:right w:type="dxa" w:w="100"/>
-            </w:tcMar>
-          </w:tcPr>
-          <w:p>
-            <w:r>
-              <w:rPr>
-                <w:sz w:val="19"/>
-                <w:szCs w:val="19"/>
-              </w:rPr>
-              <w:t xml:space="preserve">This till is already joined to this branch server</w:t>
-            </w:r>
-          </w:p>
-        </w:tc>
-        <w:tc>
-          <w:tcPr>
-            <w:tcW w:type="dxa" w:w="5410"/>
-            <w:tcBorders>
-              <w:top w:val="single" w:color="D1D5DB" w:sz="4"/>
-              <w:left w:val="single" w:color="D1D5DB" w:sz="4"/>
-              <w:bottom w:val="single" w:color="D1D5DB" w:sz="4"/>
-              <w:right w:val="single" w:color="D1D5DB" w:sz="4"/>
-            </w:tcBorders>
-            <w:tcMar>
-              <w:top w:type="dxa" w:w="60"/>
-              <w:left w:type="dxa" w:w="100"/>
-              <w:bottom w:type="dxa" w:w="60"/>
-              <w:right w:type="dxa" w:w="100"/>
-            </w:tcMar>
-          </w:tcPr>
-          <w:p>
-            <w:r>
-              <w:rPr>
-                <w:sz w:val="19"/>
-                <w:szCs w:val="19"/>
-              </w:rPr>
-              <w:t xml:space="preserve">Revoke it on the server (Close Branch › Show tills › Revoke this till), then join again</w:t>
+            <w:tcW w:type="dxa" w:w="4020"/>
+            <w:tcBorders>
+              <w:top w:val="single" w:color="D1D5DB" w:sz="4"/>
+              <w:left w:val="single" w:color="D1D5DB" w:sz="4"/>
+              <w:bottom w:val="single" w:color="D1D5DB" w:sz="4"/>
+              <w:right w:val="single" w:color="D1D5DB" w:sz="4"/>
+            </w:tcBorders>
+            <w:tcMar>
+              <w:top w:type="dxa" w:w="60"/>
+              <w:left w:type="dxa" w:w="100"/>
+              <w:bottom w:type="dxa" w:w="60"/>
+              <w:right w:type="dxa" w:w="100"/>
+            </w:tcMar>
+          </w:tcPr>
+          <w:p>
+            <w:r>
+              <w:rPr>
+                <w:sz w:val="19"/>
+                <w:szCs w:val="19"/>
+              </w:rPr>
+              <w:t xml:space="preserve">This POS is already joined to this branch server</w:t>
+            </w:r>
+          </w:p>
+        </w:tc>
+        <w:tc>
+          <w:tcPr>
+            <w:tcW w:type="dxa" w:w="5618"/>
+            <w:tcBorders>
+              <w:top w:val="single" w:color="D1D5DB" w:sz="4"/>
+              <w:left w:val="single" w:color="D1D5DB" w:sz="4"/>
+              <w:bottom w:val="single" w:color="D1D5DB" w:sz="4"/>
+              <w:right w:val="single" w:color="D1D5DB" w:sz="4"/>
+            </w:tcBorders>
+            <w:tcMar>
+              <w:top w:type="dxa" w:w="60"/>
+              <w:left w:type="dxa" w:w="100"/>
+              <w:bottom w:type="dxa" w:w="60"/>
+              <w:right w:type="dxa" w:w="100"/>
+            </w:tcMar>
+          </w:tcPr>
+          <w:p>
+            <w:r>
+              <w:rPr>
+                <w:sz w:val="19"/>
+                <w:szCs w:val="19"/>
+              </w:rPr>
+              <w:t xml:space="preserve">Revoke it on the server (Close Branch › Show points of sale › Revoke this POS), then join again</w:t>
             </w:r>
           </w:p>
         </w:tc>
@@ -12663,7 +12738,7 @@
       <w:tr>
         <w:tc>
           <w:tcPr>
-            <w:tcW w:type="dxa" w:w="4228"/>
+            <w:tcW w:type="dxa" w:w="4020"/>
             <w:tcBorders>
               <w:top w:val="single" w:color="D1D5DB" w:sz="4"/>
               <w:left w:val="single" w:color="D1D5DB" w:sz="4"/>
@@ -12689,7 +12764,7 @@
         </w:tc>
         <w:tc>
           <w:tcPr>
-            <w:tcW w:type="dxa" w:w="5410"/>
+            <w:tcW w:type="dxa" w:w="5618"/>
             <w:tcBorders>
               <w:top w:val="single" w:color="D1D5DB" w:sz="4"/>
               <w:left w:val="single" w:color="D1D5DB" w:sz="4"/>
@@ -12744,7 +12819,7 @@
         <w:t xml:space="preserve">what</w:t>
       </w:r>
       <w:r>
-        <w:t xml:space="preserve"> prints at each station, and each till decides </w:t>
+        <w:t xml:space="preserve"> prints at each station, and each POS decides </w:t>
       </w:r>
       <w:r>
         <w:rPr>
@@ -12761,7 +12836,7 @@
           <w:b/>
           <w:bCs/>
         </w:rPr>
-        <w:t xml:space="preserve">Printing is OFF on a new till</w:t>
+        <w:t xml:space="preserve">Printing is OFF on a new POS</w:t>
       </w:r>
       <w:r>
         <w:t xml:space="preserve"> — nothing prints until you switch it on (9b).</w:t>
@@ -13136,7 +13211,7 @@
                 <w:sz w:val="19"/>
                 <w:szCs w:val="19"/>
               </w:rPr>
-              <w:t xml:space="preserve">Till</w:t>
+              <w:t xml:space="preserve">POS</w:t>
             </w:r>
           </w:p>
         </w:tc>
@@ -13152,7 +13227,7 @@
         <w:spacing w:after="120"/>
       </w:pPr>
       <w:r>
-        <w:t xml:space="preserve">Then click the category chips on each kitchen or dispatch station. A receipt station prints the whole bill. Until any station exists, tills use the built-in Kitchen, Dispatch and Till stations.</w:t>
+        <w:t xml:space="preserve">Then click the category chips on each kitchen or dispatch station. A receipt station prints the whole bill. Until any station exists, points of sale use the built-in Kitchen, Dispatch and POS stations.</w:t>
       </w:r>
     </w:p>
     <w:p>
@@ -13227,10 +13302,10 @@
           <w:b/>
           <w:bCs/>
         </w:rPr>
-        <w:t xml:space="preserve">9b. Printers, on each till.</w:t>
-      </w:r>
-      <w:r>
-        <w:t xml:space="preserve"> On the till: </w:t>
+        <w:t xml:space="preserve">9b. Printers, on each POS.</w:t>
+      </w:r>
+      <w:r>
+        <w:t xml:space="preserve"> On the POS: </w:t>
       </w:r>
       <w:r>
         <w:rPr>
@@ -13397,7 +13472,7 @@
         <w:spacing w:after="60"/>
       </w:pPr>
       <w:r>
-        <w:t xml:space="preserve">Repeat for each station. A station with no printer on this till is normal when another till prints it.</w:t>
+        <w:t xml:space="preserve">Repeat for each station. A station with no printer on this POS is normal when another POS prints it.</w:t>
       </w:r>
     </w:p>
     <w:p>
@@ -13411,7 +13486,7 @@
           <wp:inline distT="0" distB="0" distL="0" distR="0">
             <wp:extent cx="5905500" cy="3695700"/>
             <wp:effectExtent t="0" r="0" b="0" l="0"/>
-            <wp:docPr id="1" name="09c-till-printers-off.png" descr="Printers switched off on a new till" title="Printers switched off on a new till"/>
+            <wp:docPr id="1" name="09c-till-printers-off.png" descr="Printers switched off on a new POS" title="Printers switched off on a new POS"/>
             <wp:cNvGraphicFramePr>
               <a:graphicFrameLocks xmlns:a="http://schemas.openxmlformats.org/drawingml/2006/main" noChangeAspect="1"/>
             </wp:cNvGraphicFramePr>
@@ -13460,7 +13535,7 @@
           <w:sz w:val="18"/>
           <w:szCs w:val="18"/>
         </w:rPr>
-        <w:t xml:space="preserve">Printers switched off on a new till</w:t>
+        <w:t xml:space="preserve">Printers switched off on a new POS</w:t>
       </w:r>
     </w:p>
     <w:p>
@@ -13618,7 +13693,7 @@
         <w:t xml:space="preserve">Receipt</w:t>
       </w:r>
       <w:r>
-        <w:t xml:space="preserve"> tab on the till holds the header and footer text for the whole business.</w:t>
+        <w:t xml:space="preserve"> tab on the POS holds the header and footer text for the whole business.</w:t>
       </w:r>
     </w:p>
     <w:p>
@@ -14012,7 +14087,7 @@
                 <w:sz w:val="19"/>
                 <w:szCs w:val="19"/>
               </w:rPr>
-              <w:t xml:space="preserve">Printing is switched off on this till (9b step 1)</w:t>
+              <w:t xml:space="preserve">Printing is switched off on this POS (9b step 1)</w:t>
             </w:r>
           </w:p>
         </w:tc>
@@ -14657,10 +14732,10 @@
           <w:b/>
           <w:bCs/>
         </w:rPr>
-        <w:t xml:space="preserve">Tills &amp; Days</w:t>
-      </w:r>
-      <w:r>
-        <w:t xml:space="preserve"> shows the till and its last sync; </w:t>
+        <w:t xml:space="preserve">POS &amp; Days</w:t>
+      </w:r>
+      <w:r>
+        <w:t xml:space="preserve"> shows the POS and its last sync; </w:t>
       </w:r>
       <w:r>
         <w:rPr>
@@ -15365,7 +15440,7 @@
         <w:t xml:space="preserve">A manager's PIN is refused for a sale on account</w:t>
       </w:r>
       <w:r>
-        <w:t xml:space="preserve"> on a till with no branch server: that manager must have signed in on this till at least once. Have each manager sign in once during setup.</w:t>
+        <w:t xml:space="preserve"> on a POS with no branch server: that manager must have signed in on this POS at least once. Have each manager sign in once during setup.</w:t>
       </w:r>
     </w:p>
     <w:p>
@@ -15382,10 +15457,10 @@
           <w:b/>
           <w:bCs/>
         </w:rPr>
-        <w:t xml:space="preserve">The till locks itself</w:t>
-      </w:r>
-      <w:r>
-        <w:t xml:space="preserve"> after Windows has been idle for a while ("Till locked"). Nothing is lost; enter the PIN to continue.</w:t>
+        <w:t xml:space="preserve">The POS locks itself</w:t>
+      </w:r>
+      <w:r>
+        <w:t xml:space="preserve"> after Windows has been idle for a while ("POS locked"). Nothing is lost; enter the PIN to continue.</w:t>
       </w:r>
     </w:p>
     <w:p>
@@ -15584,7 +15659,7 @@
                 <w:sz w:val="19"/>
                 <w:szCs w:val="19"/>
               </w:rPr>
-              <w:t xml:space="preserve">Too many wrong PINs on this till</w:t>
+              <w:t xml:space="preserve">Too many wrong PINs on this POS</w:t>
             </w:r>
           </w:p>
         </w:tc>
@@ -15851,7 +15926,7 @@
         <w:spacing w:after="120"/>
       </w:pPr>
       <w:r>
-        <w:t xml:space="preserve">The Tech page on each till is how a technician fixes things later: sync, rejoining, printers, updates, logs and backups. It opens with a branch reveal code plus a 48-hour token from the admin portal, with no internet needed on site.</w:t>
+        <w:t xml:space="preserve">The Tech page on each POS is how a technician fixes things later: sync, rejoining, printers, updates, logs and backups. It opens with a branch reveal code plus a 48-hour token from the admin portal, with no internet needed on site.</w:t>
       </w:r>
     </w:p>
     <w:p>
@@ -15929,7 +16004,7 @@
         <w:t xml:space="preserve">Reveal code</w:t>
       </w:r>
       <w:r>
-        <w:t xml:space="preserve"> (entered first on the till), with </w:t>
+        <w:t xml:space="preserve"> (entered first on the POS), with </w:t>
       </w:r>
       <w:r>
         <w:rPr>
@@ -16012,7 +16087,7 @@
         <w:t xml:space="preserve">Rotate</w:t>
       </w:r>
       <w:r>
-        <w:t xml:space="preserve"> to end a technician's access: the old reveal code stops at once, and tills fetch the new one at their next sync.</w:t>
+        <w:t xml:space="preserve"> to end a technician's access: the old reveal code stops at once, and points of sale fetch the new one at their next sync.</w:t>
       </w:r>
     </w:p>
     <w:p>
@@ -16087,7 +16162,7 @@
           <w:b/>
           <w:bCs/>
         </w:rPr>
-        <w:t xml:space="preserve">11b. Open the Tech page on the till.</w:t>
+        <w:t xml:space="preserve">11b. Open the Tech page on the POS.</w:t>
       </w:r>
     </w:p>
     <w:p>
@@ -16194,7 +16269,7 @@
           <wp:inline distT="0" distB="0" distL="0" distR="0">
             <wp:extent cx="5905500" cy="3695700"/>
             <wp:effectExtent t="0" r="0" b="0" l="0"/>
-            <wp:docPr id="1" name="11b-till-technician-reveal-code.png" descr="Technician access on the till" title="Technician access on the till"/>
+            <wp:docPr id="1" name="11b-till-technician-reveal-code.png" descr="Technician access on the POS" title="Technician access on the POS"/>
             <wp:cNvGraphicFramePr>
               <a:graphicFrameLocks xmlns:a="http://schemas.openxmlformats.org/drawingml/2006/main" noChangeAspect="1"/>
             </wp:cNvGraphicFramePr>
@@ -16243,7 +16318,7 @@
           <w:sz w:val="18"/>
           <w:szCs w:val="18"/>
         </w:rPr>
-        <w:t xml:space="preserve">Technician access on the till</w:t>
+        <w:t xml:space="preserve">Technician access on the POS</w:t>
       </w:r>
     </w:p>
     <w:p>
@@ -16506,7 +16581,7 @@
                 <w:sz w:val="19"/>
                 <w:szCs w:val="19"/>
               </w:rPr>
-              <w:t xml:space="preserve">Rejoin this till</w:t>
+              <w:t xml:space="preserve">Rejoin this POS</w:t>
             </w:r>
           </w:p>
         </w:tc>
@@ -16997,7 +17072,7 @@
           <w:b/>
           <w:bCs/>
         </w:rPr>
-        <w:t xml:space="preserve">From the till:</w:t>
+        <w:t xml:space="preserve">From the POS:</w:t>
       </w:r>
       <w:r>
         <w:t xml:space="preserve"> </w:t>
@@ -17010,7 +17085,7 @@
         <w:t xml:space="preserve">Tech › Send logs to support</w:t>
       </w:r>
       <w:r>
-        <w:t xml:space="preserve"> sends the last 24 hours (secrets removed) and shows a reference, e.g. "Sent — reference DZG52F". The client can read it to you over the phone. Up to 5 an hour; if the till is offline, </w:t>
+        <w:t xml:space="preserve"> sends the last 24 hours (secrets removed) and shows a reference, e.g. "Sent — reference DZG52F". The client can read it to you over the phone. Up to 5 an hour; if the POS is offline, </w:t>
       </w:r>
       <w:r>
         <w:rPr>
@@ -17050,7 +17125,7 @@
         <w:t xml:space="preserve">Desktop updates › Pull logs</w:t>
       </w:r>
       <w:r>
-        <w:t xml:space="preserve">. Choose the till, the period (24 hours, 3 days, 7 days), optionally </w:t>
+        <w:t xml:space="preserve">. Choose the POS, the period (24 hours, 3 days, 7 days), optionally </w:t>
       </w:r>
       <w:r>
         <w:rPr>
@@ -17278,10 +17353,10 @@
           <w:b/>
           <w:bCs/>
         </w:rPr>
-        <w:t xml:space="preserve">TILLS NOW</w:t>
-      </w:r>
-      <w:r>
-        <w:t xml:space="preserve"> shows each till's state: Up to date, Downloading, Downloaded, or "can't install silently on this PC (no ZapTill Updater task)" — run the installer once as administrator on that PC to fix it.</w:t>
+        <w:t xml:space="preserve">POS NOW</w:t>
+      </w:r>
+      <w:r>
+        <w:t xml:space="preserve"> shows each POS's state: Up to date, Downloading, Downloaded, or "can't install silently on this PC (no ZapTill Updater task)" — run the installer once as administrator on that PC to fix it.</w:t>
       </w:r>
     </w:p>
     <w:p>
@@ -17303,7 +17378,7 @@
           <w:b/>
           <w:bCs/>
         </w:rPr>
-        <w:t xml:space="preserve">Tills &amp; days</w:t>
+        <w:t xml:space="preserve">POS &amp; days</w:t>
       </w:r>
       <w:r>
         <w:t xml:space="preserve"> (with a reason; the owner is emailed); reset the owner's password or sign-in code from </w:t>
@@ -17455,7 +17530,7 @@
         <w:t xml:space="preserve">Menu:</w:t>
       </w:r>
       <w:r>
-        <w:t xml:space="preserve"> uploaded, with costs or recipes, variants and extras checked, menus making sense on the till</w:t>
+        <w:t xml:space="preserve"> uploaded, with costs or recipes, variants and extras checked, menus making sense on the POS</w:t>
       </w:r>
     </w:p>
     <w:p>
@@ -17478,7 +17553,7 @@
         <w:t xml:space="preserve">Staff:</w:t>
       </w:r>
       <w:r>
-        <w:t xml:space="preserve"> everyone has their own PIN (no two the same); each manager has signed in once on each till; web access given to partners and accountants</w:t>
+        <w:t xml:space="preserve"> everyone has their own PIN (no two the same); each manager has signed in once on each POS; web access given to partners and accountants</w:t>
       </w:r>
     </w:p>
     <w:p>
@@ -17501,7 +17576,7 @@
         <w:t xml:space="preserve">Payments:</w:t>
       </w:r>
       <w:r>
-        <w:t xml:space="preserve"> the methods the shop takes are on; the M-Pesa number is set on each branch's till; credit customers have limits (</w:t>
+        <w:t xml:space="preserve"> the methods the shop takes are on; the M-Pesa number is set on each branch's POS; credit customers have limits (</w:t>
       </w:r>
       <w:r>
         <w:rPr>
@@ -17541,7 +17616,7 @@
           <w:b/>
           <w:bCs/>
         </w:rPr>
-        <w:t xml:space="preserve">Every till:</w:t>
+        <w:t xml:space="preserve">Every POS:</w:t>
       </w:r>
       <w:r>
         <w:t xml:space="preserve"> right branch, unique terminal code, device name; </w:t>
@@ -17587,7 +17662,7 @@
         <w:t xml:space="preserve">Print through these printers</w:t>
       </w:r>
       <w:r>
-        <w:t xml:space="preserve"> ON; every station has a printer (or another till handles it); paper width matches the roll; test print OK; the drawer opens on a cash sale</w:t>
+        <w:t xml:space="preserve"> ON; every station has a printer (or another POS handles it); paper width matches the roll; test print OK; the drawer opens on a cash sale</w:t>
       </w:r>
     </w:p>
     <w:p>
@@ -17610,7 +17685,7 @@
         <w:t xml:space="preserve">Branch server</w:t>
       </w:r>
       <w:r>
-        <w:t xml:space="preserve"> (if any): keep-running settings done; every till joined and "Encrypted"; Close Branch visible on it</w:t>
+        <w:t xml:space="preserve"> (if any): keep-running settings done; every POS joined and "Encrypted"; Close Branch visible on it</w:t>
       </w:r>
     </w:p>
     <w:p>
@@ -17823,7 +17898,7 @@
                 <w:sz w:val="19"/>
                 <w:szCs w:val="19"/>
               </w:rPr>
-              <w:t xml:space="preserve">This branch has no desktop licence (till PIN screen)</w:t>
+              <w:t xml:space="preserve">This branch has no desktop licence (POS PIN screen)</w:t>
             </w:r>
           </w:p>
         </w:tc>
@@ -17849,7 +17924,7 @@
                 <w:sz w:val="19"/>
                 <w:szCs w:val="19"/>
               </w:rPr>
-              <w:t xml:space="preserve">Admin › Branches &amp; tills › </w:t>
+              <w:t xml:space="preserve">Admin › Branches &amp; POS › </w:t>
             </w:r>
             <w:r>
               <w:rPr>
@@ -17921,7 +17996,7 @@
                 <w:sz w:val="19"/>
                 <w:szCs w:val="19"/>
               </w:rPr>
-              <w:t xml:space="preserve">Enrol till</w:t>
+              <w:t xml:space="preserve">Enrol POS</w:t>
             </w:r>
             <w:r>
               <w:rPr>
@@ -17982,7 +18057,7 @@
                 <w:sz w:val="19"/>
                 <w:szCs w:val="19"/>
               </w:rPr>
-              <w:t xml:space="preserve">Use a code from the till's own branch</w:t>
+              <w:t xml:space="preserve">Use a code from the POS's own branch</w:t>
             </w:r>
           </w:p>
         </w:tc>
@@ -18010,7 +18085,7 @@
                 <w:sz w:val="19"/>
                 <w:szCs w:val="19"/>
               </w:rPr>
-              <w:t xml:space="preserve">This till is no longer joined to the business</w:t>
+              <w:t xml:space="preserve">This POS is no longer joined to the business</w:t>
             </w:r>
           </w:p>
         </w:tc>
@@ -18045,7 +18120,7 @@
                 <w:sz w:val="19"/>
                 <w:szCs w:val="19"/>
               </w:rPr>
-              <w:t xml:space="preserve">Rejoin this till</w:t>
+              <w:t xml:space="preserve">Rejoin this POS</w:t>
             </w:r>
             <w:r>
               <w:rPr>
@@ -18122,7 +18197,7 @@
                 <w:sz w:val="19"/>
                 <w:szCs w:val="19"/>
               </w:rPr>
-              <w:t xml:space="preserve">; tills never need this</w:t>
+              <w:t xml:space="preserve">; a desktop POS never needs this</w:t>
             </w:r>
           </w:p>
         </w:tc>
@@ -18480,7 +18555,7 @@
                 <w:sz w:val="19"/>
                 <w:szCs w:val="19"/>
               </w:rPr>
-              <w:t xml:space="preserve">Close the program holding 4100; tills that know the server follow it</w:t>
+              <w:t xml:space="preserve">Close the program holding 4100; points of sale that know the server follow it</w:t>
             </w:r>
           </w:p>
         </w:tc>
@@ -18534,7 +18609,7 @@
                 <w:sz w:val="19"/>
                 <w:szCs w:val="19"/>
               </w:rPr>
-              <w:t xml:space="preserve">The manager signs in once on this till, or use a branch server</w:t>
+              <w:t xml:space="preserve">The manager signs in once on this POS, or use a branch server</w:t>
             </w:r>
           </w:p>
         </w:tc>
@@ -18758,7 +18833,7 @@
                 <w:sz w:val="19"/>
                 <w:szCs w:val="19"/>
               </w:rPr>
-              <w:t xml:space="preserve">Trading day {date} was never closed on this till</w:t>
+              <w:t xml:space="preserve">Trading day {date} was never closed on this POS</w:t>
             </w:r>
           </w:p>
         </w:tc>
@@ -18784,7 +18859,7 @@
                 <w:sz w:val="19"/>
                 <w:szCs w:val="19"/>
               </w:rPr>
-              <w:t xml:space="preserve">A manager closes it (Manager › Close › Close Day), or close it remotely in Tills &amp; days</w:t>
+              <w:t xml:space="preserve">A manager closes it (Manager › Close › Close Day), or close it remotely in POS &amp; days</w:t>
             </w:r>
           </w:p>
         </w:tc>
@@ -18812,7 +18887,7 @@
                 <w:sz w:val="19"/>
                 <w:szCs w:val="19"/>
               </w:rPr>
-              <w:t xml:space="preserve">This till's clock is {n} min ahead of/behind the server</w:t>
+              <w:t xml:space="preserve">This POS's clock is {n} min ahead of/behind the server</w:t>
             </w:r>
           </w:p>
         </w:tc>
@@ -19064,7 +19139,7 @@
                 <w:sz w:val="19"/>
                 <w:szCs w:val="19"/>
               </w:rPr>
-              <w:t xml:space="preserve">; tills are not affected</w:t>
+              <w:t xml:space="preserve">; points of sale are not affected</w:t>
             </w:r>
           </w:p>
         </w:tc>
@@ -19568,7 +19643,7 @@
         <w:t xml:space="preserve">Download ZapTill</w:t>
       </w:r>
       <w:r>
-        <w:t xml:space="preserve"> (Step 7a). The till's server address is not pre-filled; type </w:t>
+        <w:t xml:space="preserve"> (Step 7a). The POS's server address is not pre-filled; type </w:t>
       </w:r>
       <w:r>
         <w:rPr>
@@ -19670,7 +19745,7 @@
         <w:t xml:space="preserve">Record payment</w:t>
       </w:r>
       <w:r>
-        <w:t xml:space="preserve">; an invoice is emailed on the first day of each period; unpaid 7 days after it the dashboard is paused and the tills keep selling but stop syncing, and no till can be joined until it is paid; reminders go to ZapTill only (Step 2b).</w:t>
+        <w:t xml:space="preserve">; an invoice is emailed on the first day of each period; unpaid 7 days after it the dashboard is paused and the points of sale keep selling but stop syncing, and no POS can be joined until it is paid; reminders go to ZapTill only (Step 2b).</w:t>
       </w:r>
     </w:p>
     <w:p>
@@ -19742,7 +19817,7 @@
           <w:i/>
           <w:iCs/>
         </w:rPr>
-        <w:t xml:space="preserve">Screenshots show the real ZapTill apps running a made-up demo business (Mama Lishe Grill). The branch-server Allow prompts are mock-ups. The 1.0.20 screens (02g, 02h, 02i, 03i, 03j, 03k, 06g, 06h, 06i, 06j, 06k, 07a2) are the real admin portal and dashboard screens fed made-up demo data, without a live backend; the business ID, dates and checksum in them are made up.</w:t>
+        <w:t xml:space="preserve">Screenshots taken before 1.0.20 may still read "till" where the screens now say "POS" (A586); everything else in them is current. Screenshots show the real ZapTill apps running a made-up demo business (Mama Lishe Grill). The branch-server Allow prompts are mock-ups. The 1.0.20 screens (02g, 02h, 02i, 03i, 03j, 03k, 06g, 06h, 06i, 06j, 06k, 07a2) are the real admin portal and dashboard screens fed made-up demo data, without a live backend; the business ID, dates and checksum in them are made up.</w:t>
       </w:r>
     </w:p>
     <w:sectPr>

--- a/docs/setup/TECHNICIAN-SETUP-GUIDE.docx
+++ b/docs/setup/TECHNICIAN-SETUP-GUIDE.docx
@@ -19,7 +19,7 @@
           <w:i/>
           <w:iCs/>
         </w:rPr>
-        <w:t xml:space="preserve">Version 1.8 · 24 October 2026 · ZapTill 1.0.20 · for ZapTill field technicians</w:t>
+        <w:t xml:space="preserve">Version 1.9 · 27 October 2026 · ZapTill 1.0.22 · for ZapTill field technicians</w:t>
       </w:r>
     </w:p>
     <w:p>
@@ -298,6 +298,41 @@
       </w:r>
       <w:r>
         <w:t xml:space="preserve"> (Buy Goods) keeps its name. Some screenshots in this guide were taken before the change and may still show "till"; the buttons and steps are the same.</w:t>
+      </w:r>
+    </w:p>
+    <w:p>
+      <w:pPr>
+        <w:spacing w:after="120"/>
+      </w:pPr>
+      <w:r>
+        <w:rPr>
+          <w:b/>
+          <w:bCs/>
+        </w:rPr>
+        <w:t xml:space="preserve">New in 1.0.22:</w:t>
+      </w:r>
+      <w:r>
+        <w:t xml:space="preserve"> the Roles and permissions screen lists each area as See / Do / Approve, with the narrower rights under the broad ones and a </w:t>
+      </w:r>
+      <w:r>
+        <w:rPr>
+          <w:b/>
+          <w:bCs/>
+        </w:rPr>
+        <w:t xml:space="preserve">Personal data</w:t>
+      </w:r>
+      <w:r>
+        <w:t xml:space="preserve"> mark; customers' phone numbers and e-mails are masked for anyone without that right; cashiers and waiters add customers with a KRA PIN (</w:t>
+      </w:r>
+      <w:r>
+        <w:rPr>
+          <w:b/>
+          <w:bCs/>
+        </w:rPr>
+        <w:t xml:space="preserve">+ Customer</w:t>
+      </w:r>
+      <w:r>
+        <w:t xml:space="preserve"> on the desktop POS); the owner's credit settings (a maximum limit, locked limits, which branches sell on account, partners deciding at their own branches, a limit per branch) (Steps 5 and 6).</w:t>
       </w:r>
     </w:p>
     <w:p>
@@ -647,7 +682,7 @@
               </w:rPr>
               <w:t xml:space="preserve">Jane Wanjiru, </w:t>
             </w:r>
-            <w:hyperlink w:history="1" r:id="rIds118v5sbhnzxdsyc2etcv">
+            <w:hyperlink w:history="1" r:id="rId7w37rfggj1o3x4ulx70hq">
               <w:r>
                 <w:rPr>
                   <w:rStyle w:val="Hyperlink"/>
@@ -4605,8 +4640,8 @@
         </w:tblBorders>
       </w:tblPr>
       <w:tblGrid>
-        <w:gridCol w:w="4589"/>
-        <w:gridCol w:w="5049"/>
+        <w:gridCol w:w="3212"/>
+        <w:gridCol w:w="6426"/>
       </w:tblGrid>
       <w:tr>
         <w:trPr>
@@ -4614,7 +4649,7 @@
         </w:trPr>
         <w:tc>
           <w:tcPr>
-            <w:tcW w:type="dxa" w:w="4589"/>
+            <w:tcW w:type="dxa" w:w="3212"/>
             <w:tcBorders>
               <w:top w:val="single" w:color="D1D5DB" w:sz="4"/>
               <w:left w:val="single" w:color="D1D5DB" w:sz="4"/>
@@ -4643,7 +4678,7 @@
         </w:tc>
         <w:tc>
           <w:tcPr>
-            <w:tcW w:type="dxa" w:w="5049"/>
+            <w:tcW w:type="dxa" w:w="6426"/>
             <w:tcBorders>
               <w:top w:val="single" w:color="D1D5DB" w:sz="4"/>
               <w:left w:val="single" w:color="D1D5DB" w:sz="4"/>
@@ -4674,7 +4709,7 @@
       <w:tr>
         <w:tc>
           <w:tcPr>
-            <w:tcW w:type="dxa" w:w="4589"/>
+            <w:tcW w:type="dxa" w:w="3212"/>
             <w:tcBorders>
               <w:top w:val="single" w:color="D1D5DB" w:sz="4"/>
               <w:left w:val="single" w:color="D1D5DB" w:sz="4"/>
@@ -4700,7 +4735,7 @@
         </w:tc>
         <w:tc>
           <w:tcPr>
-            <w:tcW w:type="dxa" w:w="5049"/>
+            <w:tcW w:type="dxa" w:w="6426"/>
             <w:tcBorders>
               <w:top w:val="single" w:color="D1D5DB" w:sz="4"/>
               <w:left w:val="single" w:color="D1D5DB" w:sz="4"/>
@@ -4728,7 +4763,7 @@
       <w:tr>
         <w:tc>
           <w:tcPr>
-            <w:tcW w:type="dxa" w:w="4589"/>
+            <w:tcW w:type="dxa" w:w="3212"/>
             <w:tcBorders>
               <w:top w:val="single" w:color="D1D5DB" w:sz="4"/>
               <w:left w:val="single" w:color="D1D5DB" w:sz="4"/>
@@ -4754,7 +4789,7 @@
         </w:tc>
         <w:tc>
           <w:tcPr>
-            <w:tcW w:type="dxa" w:w="5049"/>
+            <w:tcW w:type="dxa" w:w="6426"/>
             <w:tcBorders>
               <w:top w:val="single" w:color="D1D5DB" w:sz="4"/>
               <w:left w:val="single" w:color="D1D5DB" w:sz="4"/>
@@ -4782,7 +4817,7 @@
       <w:tr>
         <w:tc>
           <w:tcPr>
-            <w:tcW w:type="dxa" w:w="4589"/>
+            <w:tcW w:type="dxa" w:w="3212"/>
             <w:tcBorders>
               <w:top w:val="single" w:color="D1D5DB" w:sz="4"/>
               <w:left w:val="single" w:color="D1D5DB" w:sz="4"/>
@@ -4808,7 +4843,7 @@
         </w:tc>
         <w:tc>
           <w:tcPr>
-            <w:tcW w:type="dxa" w:w="5049"/>
+            <w:tcW w:type="dxa" w:w="6426"/>
             <w:tcBorders>
               <w:top w:val="single" w:color="D1D5DB" w:sz="4"/>
               <w:left w:val="single" w:color="D1D5DB" w:sz="4"/>
@@ -4836,7 +4871,7 @@
       <w:tr>
         <w:tc>
           <w:tcPr>
-            <w:tcW w:type="dxa" w:w="4589"/>
+            <w:tcW w:type="dxa" w:w="3212"/>
             <w:tcBorders>
               <w:top w:val="single" w:color="D1D5DB" w:sz="4"/>
               <w:left w:val="single" w:color="D1D5DB" w:sz="4"/>
@@ -4862,7 +4897,7 @@
         </w:tc>
         <w:tc>
           <w:tcPr>
-            <w:tcW w:type="dxa" w:w="5049"/>
+            <w:tcW w:type="dxa" w:w="6426"/>
             <w:tcBorders>
               <w:top w:val="single" w:color="D1D5DB" w:sz="4"/>
               <w:left w:val="single" w:color="D1D5DB" w:sz="4"/>
@@ -4890,7 +4925,7 @@
       <w:tr>
         <w:tc>
           <w:tcPr>
-            <w:tcW w:type="dxa" w:w="4589"/>
+            <w:tcW w:type="dxa" w:w="3212"/>
             <w:tcBorders>
               <w:top w:val="single" w:color="D1D5DB" w:sz="4"/>
               <w:left w:val="single" w:color="D1D5DB" w:sz="4"/>
@@ -4916,7 +4951,7 @@
         </w:tc>
         <w:tc>
           <w:tcPr>
-            <w:tcW w:type="dxa" w:w="5049"/>
+            <w:tcW w:type="dxa" w:w="6426"/>
             <w:tcBorders>
               <w:top w:val="single" w:color="D1D5DB" w:sz="4"/>
               <w:left w:val="single" w:color="D1D5DB" w:sz="4"/>
@@ -4944,7 +4979,7 @@
       <w:tr>
         <w:tc>
           <w:tcPr>
-            <w:tcW w:type="dxa" w:w="4589"/>
+            <w:tcW w:type="dxa" w:w="3212"/>
             <w:tcBorders>
               <w:top w:val="single" w:color="D1D5DB" w:sz="4"/>
               <w:left w:val="single" w:color="D1D5DB" w:sz="4"/>
@@ -4970,7 +5005,7 @@
         </w:tc>
         <w:tc>
           <w:tcPr>
-            <w:tcW w:type="dxa" w:w="5049"/>
+            <w:tcW w:type="dxa" w:w="6426"/>
             <w:tcBorders>
               <w:top w:val="single" w:color="D1D5DB" w:sz="4"/>
               <w:left w:val="single" w:color="D1D5DB" w:sz="4"/>
@@ -4998,7 +5033,7 @@
       <w:tr>
         <w:tc>
           <w:tcPr>
-            <w:tcW w:type="dxa" w:w="4589"/>
+            <w:tcW w:type="dxa" w:w="3212"/>
             <w:tcBorders>
               <w:top w:val="single" w:color="D1D5DB" w:sz="4"/>
               <w:left w:val="single" w:color="D1D5DB" w:sz="4"/>
@@ -5024,7 +5059,7 @@
         </w:tc>
         <w:tc>
           <w:tcPr>
-            <w:tcW w:type="dxa" w:w="5049"/>
+            <w:tcW w:type="dxa" w:w="6426"/>
             <w:tcBorders>
               <w:top w:val="single" w:color="D1D5DB" w:sz="4"/>
               <w:left w:val="single" w:color="D1D5DB" w:sz="4"/>
@@ -5045,76 +5080,6 @@
                 <w:szCs w:val="19"/>
               </w:rPr>
               <w:t xml:space="preserve">Long kitchen orders need less paper (harder to read at a distance)</w:t>
-            </w:r>
-          </w:p>
-        </w:tc>
-      </w:tr>
-      <w:tr>
-        <w:tc>
-          <w:tcPr>
-            <w:tcW w:type="dxa" w:w="4589"/>
-            <w:tcBorders>
-              <w:top w:val="single" w:color="D1D5DB" w:sz="4"/>
-              <w:left w:val="single" w:color="D1D5DB" w:sz="4"/>
-              <w:bottom w:val="single" w:color="D1D5DB" w:sz="4"/>
-              <w:right w:val="single" w:color="D1D5DB" w:sz="4"/>
-            </w:tcBorders>
-            <w:tcMar>
-              <w:top w:type="dxa" w:w="60"/>
-              <w:left w:type="dxa" w:w="100"/>
-              <w:bottom w:type="dxa" w:w="60"/>
-              <w:right w:type="dxa" w:w="100"/>
-            </w:tcMar>
-          </w:tcPr>
-          <w:p>
-            <w:r>
-              <w:rPr>
-                <w:sz w:val="19"/>
-                <w:szCs w:val="19"/>
-              </w:rPr>
-              <w:t xml:space="preserve">Separate approval PIN for managers (under </w:t>
-            </w:r>
-            <w:r>
-              <w:rPr>
-                <w:b/>
-                <w:bCs/>
-                <w:sz w:val="19"/>
-                <w:szCs w:val="19"/>
-              </w:rPr>
-              <w:t xml:space="preserve">Staff options</w:t>
-            </w:r>
-            <w:r>
-              <w:rPr>
-                <w:sz w:val="19"/>
-                <w:szCs w:val="19"/>
-              </w:rPr>
-              <w:t xml:space="preserve">)</w:t>
-            </w:r>
-          </w:p>
-        </w:tc>
-        <w:tc>
-          <w:tcPr>
-            <w:tcW w:type="dxa" w:w="5049"/>
-            <w:tcBorders>
-              <w:top w:val="single" w:color="D1D5DB" w:sz="4"/>
-              <w:left w:val="single" w:color="D1D5DB" w:sz="4"/>
-              <w:bottom w:val="single" w:color="D1D5DB" w:sz="4"/>
-              <w:right w:val="single" w:color="D1D5DB" w:sz="4"/>
-            </w:tcBorders>
-            <w:tcMar>
-              <w:top w:type="dxa" w:w="60"/>
-              <w:left w:type="dxa" w:w="100"/>
-              <w:bottom w:type="dxa" w:w="60"/>
-              <w:right w:type="dxa" w:w="100"/>
-            </w:tcMar>
-          </w:tcPr>
-          <w:p>
-            <w:r>
-              <w:rPr>
-                <w:sz w:val="19"/>
-                <w:szCs w:val="19"/>
-              </w:rPr>
-              <w:t xml:space="preserve">Managers prefer a different PIN for approvals than for signing in</w:t>
             </w:r>
           </w:p>
         </w:tc>
@@ -5134,10 +5099,20 @@
           <w:b/>
           <w:bCs/>
         </w:rPr>
-        <w:t xml:space="preserve">The approval PIN is off for every client by default.</w:t>
-      </w:r>
-      <w:r>
-        <w:t xml:space="preserve"> Off, managers approve voids, refunds, sales on account and drawers with their own sign-in PIN, and the staff form has no approval PIN field. Switch it on only when the client asks: the staff forms on the dashboard and the POS then show </w:t>
+        <w:t xml:space="preserve">The separate approval PIN is now the owner's choice</w:t>
+      </w:r>
+      <w:r>
+        <w:t xml:space="preserve"> (off by default). The owner turns it on in the dashboard under </w:t>
+      </w:r>
+      <w:r>
+        <w:rPr>
+          <w:b/>
+          <w:bCs/>
+        </w:rPr>
+        <w:t xml:space="preserve">Settings › Business › POS options › Separate approval PIN for managers</w:t>
+      </w:r>
+      <w:r>
+        <w:t xml:space="preserve"> (only the owner can change it). Off, managers approve voids, refunds, sales on account and drawers with their own sign-in PIN, and the staff form has no approval PIN field. On, the staff forms on the dashboard and the POS show </w:t>
       </w:r>
       <w:r>
         <w:rPr>
@@ -5147,7 +5122,7 @@
         <w:t xml:space="preserve">Approval PIN</w:t>
       </w:r>
       <w:r>
-        <w:t xml:space="preserve">. An approval PIN set before 1.0.20 keeps working until someone removes it, whatever the switch.</w:t>
+        <w:t xml:space="preserve">. An approval PIN set before 1.0.20 keeps working until someone removes it, whatever the switch. The admin portal shows the switch read-only.</w:t>
       </w:r>
     </w:p>
     <w:p>
@@ -5165,7 +5140,7 @@
         <w:t xml:space="preserve">POS switches</w:t>
       </w:r>
       <w:r>
-        <w:t xml:space="preserve"> on this tab (delivery fee, cashiers see only their own sales, pay before kitchen and others) are read-only here. The owner sets them in the dashboard under </w:t>
+        <w:t xml:space="preserve"> on this tab (delivery fee, eat now pay later, pay before kitchen, sign-in codes, the approval PIN, items at zero stock) are read-only here. The owner sets them in the dashboard under </w:t>
       </w:r>
       <w:r>
         <w:rPr>
@@ -8855,7 +8830,88 @@
         <w:t xml:space="preserve">This person's permissions</w:t>
       </w:r>
       <w:r>
-        <w:t xml:space="preserve"> (pre-filled from the role).</w:t>
+        <w:t xml:space="preserve"> (pre-filled from the role).
+</w:t>
+      </w:r>
+      <w:r>
+        <w:rPr>
+          <w:b/>
+          <w:bCs/>
+        </w:rPr>
+        <w:t xml:space="preserve">Cash in and cash out are off for cashiers by default.</w:t>
+      </w:r>
+      <w:r>
+        <w:t xml:space="preserve"> A cashier's </w:t>
+      </w:r>
+      <w:r>
+        <w:rPr>
+          <w:b/>
+          <w:bCs/>
+        </w:rPr>
+        <w:t xml:space="preserve">Cash in</w:t>
+      </w:r>
+      <w:r>
+        <w:t xml:space="preserve"> on the POS needs a manager's PIN on the spot, as a cash out and an expense already did; the manager's name is kept on the entry, and every cash in and cash out needs a reason. To let one cashier record a cash in without a manager, tick </w:t>
+      </w:r>
+      <w:r>
+        <w:rPr>
+          <w:b/>
+          <w:bCs/>
+        </w:rPr>
+        <w:t xml:space="preserve">Record cash in</w:t>
+      </w:r>
+      <w:r>
+        <w:t xml:space="preserve"> under </w:t>
+      </w:r>
+      <w:r>
+        <w:rPr>
+          <w:b/>
+          <w:bCs/>
+        </w:rPr>
+        <w:t xml:space="preserve">This person's permissions</w:t>
+      </w:r>
+      <w:r>
+        <w:t xml:space="preserve">; for every cashier, tick it on the </w:t>
+      </w:r>
+      <w:r>
+        <w:rPr>
+          <w:b/>
+          <w:bCs/>
+        </w:rPr>
+        <w:t xml:space="preserve">Cashier</w:t>
+      </w:r>
+      <w:r>
+        <w:t xml:space="preserve"> role (</w:t>
+      </w:r>
+      <w:r>
+        <w:rPr>
+          <w:b/>
+          <w:bCs/>
+        </w:rPr>
+        <w:t xml:space="preserve">Roles and permissions</w:t>
+      </w:r>
+      <w:r>
+        <w:t xml:space="preserve">). </w:t>
+      </w:r>
+      <w:r>
+        <w:rPr>
+          <w:b/>
+          <w:bCs/>
+        </w:rPr>
+        <w:t xml:space="preserve">Record cash out / pay-outs</w:t>
+      </w:r>
+      <w:r>
+        <w:t xml:space="preserve"> and </w:t>
+      </w:r>
+      <w:r>
+        <w:rPr>
+          <w:b/>
+          <w:bCs/>
+        </w:rPr>
+        <w:t xml:space="preserve">Record expenses</w:t>
+      </w:r>
+      <w:r>
+        <w:t xml:space="preserve"> are the other two rights; a manager approves those every time.</w:t>
       </w:r>
     </w:p>
     <w:p>
@@ -9707,6 +9763,319 @@
     </w:p>
     <w:p>
       <w:pPr>
+        <w:spacing w:after="120"/>
+      </w:pPr>
+      <w:r>
+        <w:rPr>
+          <w:b/>
+          <w:bCs/>
+        </w:rPr>
+        <w:t xml:space="preserve">Reading the Roles and permissions screen (new in 1.0.22).</w:t>
+      </w:r>
+      <w:r>
+        <w:t xml:space="preserve"> Each area (Selling, Drawers, Reports, Menu, Stock, Customers, Expenses, Staff, Front of house, Settings) lists its rights in three parts: </w:t>
+      </w:r>
+      <w:r>
+        <w:rPr>
+          <w:b/>
+          <w:bCs/>
+        </w:rPr>
+        <w:t xml:space="preserve">See</w:t>
+      </w:r>
+      <w:r>
+        <w:t xml:space="preserve"> (lists, reports and figures), </w:t>
+      </w:r>
+      <w:r>
+        <w:rPr>
+          <w:b/>
+          <w:bCs/>
+        </w:rPr>
+        <w:t xml:space="preserve">Do</w:t>
+      </w:r>
+      <w:r>
+        <w:t xml:space="preserve"> (add, change, sell, record) and </w:t>
+      </w:r>
+      <w:r>
+        <w:rPr>
+          <w:b/>
+          <w:bCs/>
+        </w:rPr>
+        <w:t xml:space="preserve">Approve</w:t>
+      </w:r>
+      <w:r>
+        <w:t xml:space="preserve"> (with their PIN, or someone else's request). A broad right shows its narrower parts indented under it, marked </w:t>
+      </w:r>
+      <w:r>
+        <w:rPr>
+          <w:b/>
+          <w:bCs/>
+        </w:rPr>
+        <w:t xml:space="preserve">includes</w:t>
+      </w:r>
+      <w:r>
+        <w:t xml:space="preserve">: for example </w:t>
+      </w:r>
+      <w:r>
+        <w:rPr>
+          <w:b/>
+          <w:bCs/>
+        </w:rPr>
+        <w:t xml:space="preserve">See customers</w:t>
+      </w:r>
+      <w:r>
+        <w:t xml:space="preserve"> includes </w:t>
+      </w:r>
+      <w:r>
+        <w:rPr>
+          <w:b/>
+          <w:bCs/>
+        </w:rPr>
+        <w:t xml:space="preserve">See customer phone numbers and e-mails</w:t>
+      </w:r>
+      <w:r>
+        <w:t xml:space="preserve"> and </w:t>
+      </w:r>
+      <w:r>
+        <w:rPr>
+          <w:b/>
+          <w:bCs/>
+        </w:rPr>
+        <w:t xml:space="preserve">See what a customer bought</w:t>
+      </w:r>
+      <w:r>
+        <w:t xml:space="preserve">; </w:t>
+      </w:r>
+      <w:r>
+        <w:rPr>
+          <w:b/>
+          <w:bCs/>
+        </w:rPr>
+        <w:t xml:space="preserve">Add and change the menu</w:t>
+      </w:r>
+      <w:r>
+        <w:t xml:space="preserve"> includes </w:t>
+      </w:r>
+      <w:r>
+        <w:rPr>
+          <w:b/>
+          <w:bCs/>
+        </w:rPr>
+        <w:t xml:space="preserve">Delete products, categories and menus</w:t>
+      </w:r>
+      <w:r>
+        <w:t xml:space="preserve"> and </w:t>
+      </w:r>
+      <w:r>
+        <w:rPr>
+          <w:b/>
+          <w:bCs/>
+        </w:rPr>
+        <w:t xml:space="preserve">Bulk changes</w:t>
+      </w:r>
+      <w:r>
+        <w:t xml:space="preserve">; </w:t>
+      </w:r>
+      <w:r>
+        <w:rPr>
+          <w:b/>
+          <w:bCs/>
+        </w:rPr>
+        <w:t xml:space="preserve">Add and edit staff</w:t>
+      </w:r>
+      <w:r>
+        <w:t xml:space="preserve"> includes </w:t>
+      </w:r>
+      <w:r>
+        <w:rPr>
+          <w:b/>
+          <w:bCs/>
+        </w:rPr>
+        <w:t xml:space="preserve">Set and reset PINs</w:t>
+      </w:r>
+      <w:r>
+        <w:t xml:space="preserve">, </w:t>
+      </w:r>
+      <w:r>
+        <w:rPr>
+          <w:b/>
+          <w:bCs/>
+        </w:rPr>
+        <w:t xml:space="preserve">Give a person their own rights</w:t>
+      </w:r>
+      <w:r>
+        <w:t xml:space="preserve"> and </w:t>
+      </w:r>
+      <w:r>
+        <w:rPr>
+          <w:b/>
+          <w:bCs/>
+        </w:rPr>
+        <w:t xml:space="preserve">Set staff pay rates</w:t>
+      </w:r>
+      <w:r>
+        <w:t xml:space="preserve">. Ticking the broad right ticks its parts; untick a part to take only that away. Rights marked </w:t>
+      </w:r>
+      <w:r>
+        <w:rPr>
+          <w:b/>
+          <w:bCs/>
+        </w:rPr>
+        <w:t xml:space="preserve">Personal data</w:t>
+      </w:r>
+      <w:r>
+        <w:t xml:space="preserve"> show or set personal data (phone numbers, e-mails, KRA PINs, what a customer bought, PINs, pay): give them only to people who need them. The same layout is used for a person's own rights on their staff card.</w:t>
+      </w:r>
+    </w:p>
+    <w:p>
+      <w:pPr>
+        <w:spacing w:after="120"/>
+      </w:pPr>
+      <w:r>
+        <w:t xml:space="preserve">Without </w:t>
+      </w:r>
+      <w:r>
+        <w:rPr>
+          <w:b/>
+          <w:bCs/>
+        </w:rPr>
+        <w:t xml:space="preserve">See customer phone numbers and e-mails</w:t>
+      </w:r>
+      <w:r>
+        <w:t xml:space="preserve">, phone numbers show masked (07•• ••• 678) everywhere: customer lists, credit accounts, orders, M-Pesa payers and Analytics; e-mails and KRA PINs show masked too. Finding a customer by typing their whole number still works. Without </w:t>
+      </w:r>
+      <w:r>
+        <w:rPr>
+          <w:b/>
+          <w:bCs/>
+        </w:rPr>
+        <w:t xml:space="preserve">See staff phone numbers and e-mails</w:t>
+      </w:r>
+      <w:r>
+        <w:t xml:space="preserve">, the staff list shows them masked and the staff card shows them read-only.</w:t>
+      </w:r>
+    </w:p>
+    <w:p>
+      <w:pPr>
+        <w:spacing w:after="120"/>
+      </w:pPr>
+      <w:r>
+        <w:rPr>
+          <w:b/>
+          <w:bCs/>
+        </w:rPr>
+        <w:t xml:space="preserve">What each built-in role starts with, after the owner's choices (27 October 2026).</w:t>
+      </w:r>
+      <w:r>
+        <w:t xml:space="preserve"> Cashiers and waiters see customers' phone numbers and history and add customers (name, phone, e-mail, KRA PIN). Cashiers apply set-up discounts and promo codes but do not type a discount amount (a supervisor or manager does). Cashiers and fuel attendants switch pumps on and off but do not record fuel deliveries or set up pumps and tanks. The Auditor and the Storekeeper see cost prices but do not change them. Webhooks are the owner's alone; who receives the report e-mails is set by the owner or a partner. A new business's Manager does not write off credit balances, give people their own rights, set pay rates, retire POS devices, change or remove recorded expenses, record monthly-pack entries or set the M-Pesa number (the owner gives any of these per person or per role). The </w:t>
+      </w:r>
+      <w:r>
+        <w:rPr>
+          <w:b/>
+          <w:bCs/>
+        </w:rPr>
+        <w:t xml:space="preserve">Overview</w:t>
+      </w:r>
+      <w:r>
+        <w:t xml:space="preserve"> right shows today; longer periods need </w:t>
+      </w:r>
+      <w:r>
+        <w:rPr>
+          <w:b/>
+          <w:bCs/>
+        </w:rPr>
+        <w:t xml:space="preserve">Sales reports</w:t>
+      </w:r>
+      <w:r>
+        <w:t xml:space="preserve"> or </w:t>
+      </w:r>
+      <w:r>
+        <w:rPr>
+          <w:b/>
+          <w:bCs/>
+        </w:rPr>
+        <w:t xml:space="preserve">Item mix</w:t>
+      </w:r>
+      <w:r>
+        <w:t xml:space="preserve">. Existing businesses were moved to these defaults by the ZapTill update; a right the owner had given one person on their staff card stays.</w:t>
+      </w:r>
+    </w:p>
+    <w:p>
+      <w:pPr>
+        <w:spacing w:after="120"/>
+      </w:pPr>
+      <w:r>
+        <w:rPr>
+          <w:b/>
+          <w:bCs/>
+        </w:rPr>
+        <w:t xml:space="preserve">Adding a customer at the POS.</w:t>
+      </w:r>
+      <w:r>
+        <w:t xml:space="preserve"> On the desktop POS, </w:t>
+      </w:r>
+      <w:r>
+        <w:rPr>
+          <w:b/>
+          <w:bCs/>
+        </w:rPr>
+        <w:t xml:space="preserve">+ Customer</w:t>
+      </w:r>
+      <w:r>
+        <w:t xml:space="preserve"> at the top of the sale screen opens </w:t>
+      </w:r>
+      <w:r>
+        <w:rPr>
+          <w:b/>
+          <w:bCs/>
+        </w:rPr>
+        <w:t xml:space="preserve">New customer</w:t>
+      </w:r>
+      <w:r>
+        <w:t xml:space="preserve">: name, phone, e-mail and </w:t>
+      </w:r>
+      <w:r>
+        <w:rPr>
+          <w:b/>
+          <w:bCs/>
+        </w:rPr>
+        <w:t xml:space="preserve">KRA PIN</w:t>
+      </w:r>
+      <w:r>
+        <w:t xml:space="preserve"> (a letter, 9 digits and a letter, for example A123456789Z; leave it blank if the customer has none). It needs the internet. On the web POS, type the customer's number in </w:t>
+      </w:r>
+      <w:r>
+        <w:rPr>
+          <w:b/>
+          <w:bCs/>
+        </w:rPr>
+        <w:t xml:space="preserve">Loyalty</w:t>
+      </w:r>
+      <w:r>
+        <w:t xml:space="preserve">; when nobody is found, fill in the name, e-mail and KRA PIN and click </w:t>
+      </w:r>
+      <w:r>
+        <w:rPr>
+          <w:b/>
+          <w:bCs/>
+        </w:rPr>
+        <w:t xml:space="preserve">Create &amp; attach</w:t>
+      </w:r>
+      <w:r>
+        <w:t xml:space="preserve">. On the dashboard, </w:t>
+      </w:r>
+      <w:r>
+        <w:rPr>
+          <w:b/>
+          <w:bCs/>
+        </w:rPr>
+        <w:t xml:space="preserve">Customers › + New Customer</w:t>
+      </w:r>
+      <w:r>
+        <w:t xml:space="preserve"> and a customer's profile have the KRA PIN too.</w:t>
+      </w:r>
+    </w:p>
+    <w:p>
+      <w:pPr>
         <w:pStyle w:val="Heading1"/>
         <w:pageBreakBefore/>
       </w:pPr>
@@ -10663,6 +11032,189 @@
     </w:p>
     <w:p>
       <w:pPr>
+        <w:spacing w:after="120"/>
+      </w:pPr>
+      <w:r>
+        <w:rPr>
+          <w:b/>
+          <w:bCs/>
+        </w:rPr>
+        <w:t xml:space="preserve">Credit by branch (new in 1.0.22, the owner's settings).</w:t>
+      </w:r>
+      <w:r>
+        <w:t xml:space="preserve"> At the top of </w:t>
+      </w:r>
+      <w:r>
+        <w:rPr>
+          <w:b/>
+          <w:bCs/>
+        </w:rPr>
+        <w:t xml:space="preserve">Customers › Credit Accounts</w:t>
+      </w:r>
+      <w:r>
+        <w:t xml:space="preserve">, </w:t>
+      </w:r>
+      <w:r>
+        <w:rPr>
+          <w:b/>
+          <w:bCs/>
+        </w:rPr>
+        <w:t xml:space="preserve">Credit settings</w:t>
+      </w:r>
+      <w:r>
+        <w:t xml:space="preserve"> (the owner):</w:t>
+      </w:r>
+    </w:p>
+    <w:p>
+      <w:pPr>
+        <w:pStyle w:val="ListParagraph"/>
+        <w:numPr>
+          <w:ilvl w:val="0"/>
+          <w:numId w:val="4"/>
+        </w:numPr>
+        <w:spacing w:after="60"/>
+      </w:pPr>
+      <w:r>
+        <w:rPr>
+          <w:b/>
+          <w:bCs/>
+        </w:rPr>
+        <w:t xml:space="preserve">Maximum credit limit</w:t>
+      </w:r>
+      <w:r>
+        <w:t xml:space="preserve">: nobody but the owner can give a customer a limit above it; a manager, general manager or partner who tries is told "Only the owner sets a credit limit above …". Leave it blank for no maximum.</w:t>
+      </w:r>
+    </w:p>
+    <w:p>
+      <w:pPr>
+        <w:pStyle w:val="ListParagraph"/>
+        <w:numPr>
+          <w:ilvl w:val="0"/>
+          <w:numId w:val="4"/>
+        </w:numPr>
+        <w:spacing w:after="60"/>
+      </w:pPr>
+      <w:r>
+        <w:rPr>
+          <w:b/>
+          <w:bCs/>
+        </w:rPr>
+        <w:t xml:space="preserve">Partners decide credit at their own branches</w:t>
+      </w:r>
+      <w:r>
+        <w:t xml:space="preserve">: when ticked, a partner may switch credit on or off for their own branches and set a customer's limit at one of their branches.</w:t>
+      </w:r>
+    </w:p>
+    <w:p>
+      <w:pPr>
+        <w:pStyle w:val="ListParagraph"/>
+        <w:numPr>
+          <w:ilvl w:val="0"/>
+          <w:numId w:val="4"/>
+        </w:numPr>
+        <w:spacing w:after="60"/>
+      </w:pPr>
+      <w:r>
+        <w:rPr>
+          <w:b/>
+          <w:bCs/>
+        </w:rPr>
+        <w:t xml:space="preserve">Branches that sell on account</w:t>
+      </w:r>
+      <w:r>
+        <w:t xml:space="preserve">: untick a branch and its points of sale offer no </w:t>
+      </w:r>
+      <w:r>
+        <w:rPr>
+          <w:b/>
+          <w:bCs/>
+        </w:rPr>
+        <w:t xml:space="preserve">On account</w:t>
+      </w:r>
+      <w:r>
+        <w:t xml:space="preserve"> ("This branch does not sell on account…"); the desktop POS keeps this offline.</w:t>
+      </w:r>
+    </w:p>
+    <w:p>
+      <w:pPr>
+        <w:spacing w:after="120"/>
+      </w:pPr>
+      <w:r>
+        <w:t xml:space="preserve">Open a customer: </w:t>
+      </w:r>
+      <w:r>
+        <w:rPr>
+          <w:b/>
+          <w:bCs/>
+        </w:rPr>
+        <w:t xml:space="preserve">By branch</w:t>
+      </w:r>
+      <w:r>
+        <w:t xml:space="preserve"> shows, per branch, </w:t>
+      </w:r>
+      <w:r>
+        <w:rPr>
+          <w:b/>
+          <w:bCs/>
+        </w:rPr>
+        <w:t xml:space="preserve">Owed here</w:t>
+      </w:r>
+      <w:r>
+        <w:t xml:space="preserve">, the total owed, and the </w:t>
+      </w:r>
+      <w:r>
+        <w:rPr>
+          <w:b/>
+          <w:bCs/>
+        </w:rPr>
+        <w:t xml:space="preserve">limit here</w:t>
+      </w:r>
+      <w:r>
+        <w:t xml:space="preserve"> if one is set. A limit at a branch is what the customer may owe at that branch only; a sale there is checked against what they owe there. Without one, the business-wide limit applies to everything they owe, as before. The owner can tick </w:t>
+      </w:r>
+      <w:r>
+        <w:rPr>
+          <w:b/>
+          <w:bCs/>
+        </w:rPr>
+        <w:t xml:space="preserve">Lock this limit (only you change it)</w:t>
+      </w:r>
+      <w:r>
+        <w:t xml:space="preserve">: a manager or partner can then change neither the limit nor its branch limits. Every change (limit, lock, branch limit, a branch switched on or off) is recorded with who, which branch and old → new, and the customer's changes show in </w:t>
+      </w:r>
+      <w:r>
+        <w:rPr>
+          <w:b/>
+          <w:bCs/>
+        </w:rPr>
+        <w:t xml:space="preserve">Credit history</w:t>
+      </w:r>
+      <w:r>
+        <w:t xml:space="preserve">. The desktop POS payment screen shows </w:t>
+      </w:r>
+      <w:r>
+        <w:rPr>
+          <w:b/>
+          <w:bCs/>
+        </w:rPr>
+        <w:t xml:space="preserve">Owed here</w:t>
+      </w:r>
+      <w:r>
+        <w:t xml:space="preserve"> and </w:t>
+      </w:r>
+      <w:r>
+        <w:rPr>
+          <w:b/>
+          <w:bCs/>
+        </w:rPr>
+        <w:t xml:space="preserve">Owed in total</w:t>
+      </w:r>
+      <w:r>
+        <w:t xml:space="preserve"> for a customer with a branch limit.</w:t>
+      </w:r>
+    </w:p>
+    <w:p>
+      <w:pPr>
         <w:keepNext/>
         <w:spacing w:before="160" w:after="40"/>
         <w:jc w:val="center"/>
@@ -18131,8 +18683,8 @@
         </w:tblBorders>
       </w:tblPr>
       <w:tblGrid>
-        <w:gridCol w:w="4300"/>
-        <w:gridCol w:w="5338"/>
+        <w:gridCol w:w="3610"/>
+        <w:gridCol w:w="6028"/>
       </w:tblGrid>
       <w:tr>
         <w:trPr>
@@ -18140,7 +18692,7 @@
         </w:trPr>
         <w:tc>
           <w:tcPr>
-            <w:tcW w:type="dxa" w:w="4300"/>
+            <w:tcW w:type="dxa" w:w="3610"/>
             <w:tcBorders>
               <w:top w:val="single" w:color="D1D5DB" w:sz="4"/>
               <w:left w:val="single" w:color="D1D5DB" w:sz="4"/>
@@ -18169,7 +18721,7 @@
         </w:tc>
         <w:tc>
           <w:tcPr>
-            <w:tcW w:type="dxa" w:w="5338"/>
+            <w:tcW w:type="dxa" w:w="6028"/>
             <w:tcBorders>
               <w:top w:val="single" w:color="D1D5DB" w:sz="4"/>
               <w:left w:val="single" w:color="D1D5DB" w:sz="4"/>
@@ -18200,7 +18752,7 @@
       <w:tr>
         <w:tc>
           <w:tcPr>
-            <w:tcW w:type="dxa" w:w="4300"/>
+            <w:tcW w:type="dxa" w:w="3610"/>
             <w:tcBorders>
               <w:top w:val="single" w:color="D1D5DB" w:sz="4"/>
               <w:left w:val="single" w:color="D1D5DB" w:sz="4"/>
@@ -18226,7 +18778,7 @@
         </w:tc>
         <w:tc>
           <w:tcPr>
-            <w:tcW w:type="dxa" w:w="5338"/>
+            <w:tcW w:type="dxa" w:w="6028"/>
             <w:tcBorders>
               <w:top w:val="single" w:color="D1D5DB" w:sz="4"/>
               <w:left w:val="single" w:color="D1D5DB" w:sz="4"/>
@@ -18263,7 +18815,7 @@
       <w:tr>
         <w:tc>
           <w:tcPr>
-            <w:tcW w:type="dxa" w:w="4300"/>
+            <w:tcW w:type="dxa" w:w="3610"/>
             <w:tcBorders>
               <w:top w:val="single" w:color="D1D5DB" w:sz="4"/>
               <w:left w:val="single" w:color="D1D5DB" w:sz="4"/>
@@ -18289,7 +18841,7 @@
         </w:tc>
         <w:tc>
           <w:tcPr>
-            <w:tcW w:type="dxa" w:w="5338"/>
+            <w:tcW w:type="dxa" w:w="6028"/>
             <w:tcBorders>
               <w:top w:val="single" w:color="D1D5DB" w:sz="4"/>
               <w:left w:val="single" w:color="D1D5DB" w:sz="4"/>
@@ -18333,7 +18885,7 @@
       <w:tr>
         <w:tc>
           <w:tcPr>
-            <w:tcW w:type="dxa" w:w="4300"/>
+            <w:tcW w:type="dxa" w:w="3610"/>
             <w:tcBorders>
               <w:top w:val="single" w:color="D1D5DB" w:sz="4"/>
               <w:left w:val="single" w:color="D1D5DB" w:sz="4"/>
@@ -18359,7 +18911,7 @@
         </w:tc>
         <w:tc>
           <w:tcPr>
-            <w:tcW w:type="dxa" w:w="5338"/>
+            <w:tcW w:type="dxa" w:w="6028"/>
             <w:tcBorders>
               <w:top w:val="single" w:color="D1D5DB" w:sz="4"/>
               <w:left w:val="single" w:color="D1D5DB" w:sz="4"/>
@@ -18387,7 +18939,7 @@
       <w:tr>
         <w:tc>
           <w:tcPr>
-            <w:tcW w:type="dxa" w:w="4300"/>
+            <w:tcW w:type="dxa" w:w="3610"/>
             <w:tcBorders>
               <w:top w:val="single" w:color="D1D5DB" w:sz="4"/>
               <w:left w:val="single" w:color="D1D5DB" w:sz="4"/>
@@ -18413,7 +18965,7 @@
         </w:tc>
         <w:tc>
           <w:tcPr>
-            <w:tcW w:type="dxa" w:w="5338"/>
+            <w:tcW w:type="dxa" w:w="6028"/>
             <w:tcBorders>
               <w:top w:val="single" w:color="D1D5DB" w:sz="4"/>
               <w:left w:val="single" w:color="D1D5DB" w:sz="4"/>
@@ -18457,7 +19009,7 @@
       <w:tr>
         <w:tc>
           <w:tcPr>
-            <w:tcW w:type="dxa" w:w="4300"/>
+            <w:tcW w:type="dxa" w:w="3610"/>
             <w:tcBorders>
               <w:top w:val="single" w:color="D1D5DB" w:sz="4"/>
               <w:left w:val="single" w:color="D1D5DB" w:sz="4"/>
@@ -18483,7 +19035,7 @@
         </w:tc>
         <w:tc>
           <w:tcPr>
-            <w:tcW w:type="dxa" w:w="5338"/>
+            <w:tcW w:type="dxa" w:w="6028"/>
             <w:tcBorders>
               <w:top w:val="single" w:color="D1D5DB" w:sz="4"/>
               <w:left w:val="single" w:color="D1D5DB" w:sz="4"/>
@@ -18527,7 +19079,7 @@
       <w:tr>
         <w:tc>
           <w:tcPr>
-            <w:tcW w:type="dxa" w:w="4300"/>
+            <w:tcW w:type="dxa" w:w="3610"/>
             <w:tcBorders>
               <w:top w:val="single" w:color="D1D5DB" w:sz="4"/>
               <w:left w:val="single" w:color="D1D5DB" w:sz="4"/>
@@ -18553,7 +19105,7 @@
         </w:tc>
         <w:tc>
           <w:tcPr>
-            <w:tcW w:type="dxa" w:w="5338"/>
+            <w:tcW w:type="dxa" w:w="6028"/>
             <w:tcBorders>
               <w:top w:val="single" w:color="D1D5DB" w:sz="4"/>
               <w:left w:val="single" w:color="D1D5DB" w:sz="4"/>
@@ -18590,7 +19142,7 @@
       <w:tr>
         <w:tc>
           <w:tcPr>
-            <w:tcW w:type="dxa" w:w="4300"/>
+            <w:tcW w:type="dxa" w:w="3610"/>
             <w:tcBorders>
               <w:top w:val="single" w:color="D1D5DB" w:sz="4"/>
               <w:left w:val="single" w:color="D1D5DB" w:sz="4"/>
@@ -18616,7 +19168,7 @@
         </w:tc>
         <w:tc>
           <w:tcPr>
-            <w:tcW w:type="dxa" w:w="5338"/>
+            <w:tcW w:type="dxa" w:w="6028"/>
             <w:tcBorders>
               <w:top w:val="single" w:color="D1D5DB" w:sz="4"/>
               <w:left w:val="single" w:color="D1D5DB" w:sz="4"/>
@@ -18644,7 +19196,7 @@
       <w:tr>
         <w:tc>
           <w:tcPr>
-            <w:tcW w:type="dxa" w:w="4300"/>
+            <w:tcW w:type="dxa" w:w="3610"/>
             <w:tcBorders>
               <w:top w:val="single" w:color="D1D5DB" w:sz="4"/>
               <w:left w:val="single" w:color="D1D5DB" w:sz="4"/>
@@ -18670,7 +19222,7 @@
         </w:tc>
         <w:tc>
           <w:tcPr>
-            <w:tcW w:type="dxa" w:w="5338"/>
+            <w:tcW w:type="dxa" w:w="6028"/>
             <w:tcBorders>
               <w:top w:val="single" w:color="D1D5DB" w:sz="4"/>
               <w:left w:val="single" w:color="D1D5DB" w:sz="4"/>
@@ -18714,7 +19266,7 @@
       <w:tr>
         <w:tc>
           <w:tcPr>
-            <w:tcW w:type="dxa" w:w="4300"/>
+            <w:tcW w:type="dxa" w:w="3610"/>
             <w:tcBorders>
               <w:top w:val="single" w:color="D1D5DB" w:sz="4"/>
               <w:left w:val="single" w:color="D1D5DB" w:sz="4"/>
@@ -18740,7 +19292,7 @@
         </w:tc>
         <w:tc>
           <w:tcPr>
-            <w:tcW w:type="dxa" w:w="5338"/>
+            <w:tcW w:type="dxa" w:w="6028"/>
             <w:tcBorders>
               <w:top w:val="single" w:color="D1D5DB" w:sz="4"/>
               <w:left w:val="single" w:color="D1D5DB" w:sz="4"/>
@@ -18777,7 +19329,7 @@
       <w:tr>
         <w:tc>
           <w:tcPr>
-            <w:tcW w:type="dxa" w:w="4300"/>
+            <w:tcW w:type="dxa" w:w="3610"/>
             <w:tcBorders>
               <w:top w:val="single" w:color="D1D5DB" w:sz="4"/>
               <w:left w:val="single" w:color="D1D5DB" w:sz="4"/>
@@ -18803,7 +19355,7 @@
         </w:tc>
         <w:tc>
           <w:tcPr>
-            <w:tcW w:type="dxa" w:w="5338"/>
+            <w:tcW w:type="dxa" w:w="6028"/>
             <w:tcBorders>
               <w:top w:val="single" w:color="D1D5DB" w:sz="4"/>
               <w:left w:val="single" w:color="D1D5DB" w:sz="4"/>
@@ -18831,7 +19383,7 @@
       <w:tr>
         <w:tc>
           <w:tcPr>
-            <w:tcW w:type="dxa" w:w="4300"/>
+            <w:tcW w:type="dxa" w:w="3610"/>
             <w:tcBorders>
               <w:top w:val="single" w:color="D1D5DB" w:sz="4"/>
               <w:left w:val="single" w:color="D1D5DB" w:sz="4"/>
@@ -18857,7 +19409,7 @@
         </w:tc>
         <w:tc>
           <w:tcPr>
-            <w:tcW w:type="dxa" w:w="5338"/>
+            <w:tcW w:type="dxa" w:w="6028"/>
             <w:tcBorders>
               <w:top w:val="single" w:color="D1D5DB" w:sz="4"/>
               <w:left w:val="single" w:color="D1D5DB" w:sz="4"/>
@@ -18885,7 +19437,7 @@
       <w:tr>
         <w:tc>
           <w:tcPr>
-            <w:tcW w:type="dxa" w:w="4300"/>
+            <w:tcW w:type="dxa" w:w="3610"/>
             <w:tcBorders>
               <w:top w:val="single" w:color="D1D5DB" w:sz="4"/>
               <w:left w:val="single" w:color="D1D5DB" w:sz="4"/>
@@ -18911,7 +19463,7 @@
         </w:tc>
         <w:tc>
           <w:tcPr>
-            <w:tcW w:type="dxa" w:w="5338"/>
+            <w:tcW w:type="dxa" w:w="6028"/>
             <w:tcBorders>
               <w:top w:val="single" w:color="D1D5DB" w:sz="4"/>
               <w:left w:val="single" w:color="D1D5DB" w:sz="4"/>
@@ -18939,7 +19491,7 @@
       <w:tr>
         <w:tc>
           <w:tcPr>
-            <w:tcW w:type="dxa" w:w="4300"/>
+            <w:tcW w:type="dxa" w:w="3610"/>
             <w:tcBorders>
               <w:top w:val="single" w:color="D1D5DB" w:sz="4"/>
               <w:left w:val="single" w:color="D1D5DB" w:sz="4"/>
@@ -18965,7 +19517,7 @@
         </w:tc>
         <w:tc>
           <w:tcPr>
-            <w:tcW w:type="dxa" w:w="5338"/>
+            <w:tcW w:type="dxa" w:w="6028"/>
             <w:tcBorders>
               <w:top w:val="single" w:color="D1D5DB" w:sz="4"/>
               <w:left w:val="single" w:color="D1D5DB" w:sz="4"/>
@@ -19002,7 +19554,7 @@
       <w:tr>
         <w:tc>
           <w:tcPr>
-            <w:tcW w:type="dxa" w:w="4300"/>
+            <w:tcW w:type="dxa" w:w="3610"/>
             <w:tcBorders>
               <w:top w:val="single" w:color="D1D5DB" w:sz="4"/>
               <w:left w:val="single" w:color="D1D5DB" w:sz="4"/>
@@ -19028,7 +19580,7 @@
         </w:tc>
         <w:tc>
           <w:tcPr>
-            <w:tcW w:type="dxa" w:w="5338"/>
+            <w:tcW w:type="dxa" w:w="6028"/>
             <w:tcBorders>
               <w:top w:val="single" w:color="D1D5DB" w:sz="4"/>
               <w:left w:val="single" w:color="D1D5DB" w:sz="4"/>
@@ -19056,7 +19608,7 @@
       <w:tr>
         <w:tc>
           <w:tcPr>
-            <w:tcW w:type="dxa" w:w="4300"/>
+            <w:tcW w:type="dxa" w:w="3610"/>
             <w:tcBorders>
               <w:top w:val="single" w:color="D1D5DB" w:sz="4"/>
               <w:left w:val="single" w:color="D1D5DB" w:sz="4"/>
@@ -19082,7 +19634,7 @@
         </w:tc>
         <w:tc>
           <w:tcPr>
-            <w:tcW w:type="dxa" w:w="5338"/>
+            <w:tcW w:type="dxa" w:w="6028"/>
             <w:tcBorders>
               <w:top w:val="single" w:color="D1D5DB" w:sz="4"/>
               <w:left w:val="single" w:color="D1D5DB" w:sz="4"/>
@@ -19135,7 +19687,7 @@
       <w:tr>
         <w:tc>
           <w:tcPr>
-            <w:tcW w:type="dxa" w:w="4300"/>
+            <w:tcW w:type="dxa" w:w="3610"/>
             <w:tcBorders>
               <w:top w:val="single" w:color="D1D5DB" w:sz="4"/>
               <w:left w:val="single" w:color="D1D5DB" w:sz="4"/>
@@ -19161,7 +19713,7 @@
         </w:tc>
         <w:tc>
           <w:tcPr>
-            <w:tcW w:type="dxa" w:w="5338"/>
+            <w:tcW w:type="dxa" w:w="6028"/>
             <w:tcBorders>
               <w:top w:val="single" w:color="D1D5DB" w:sz="4"/>
               <w:left w:val="single" w:color="D1D5DB" w:sz="4"/>
@@ -19189,7 +19741,7 @@
       <w:tr>
         <w:tc>
           <w:tcPr>
-            <w:tcW w:type="dxa" w:w="4300"/>
+            <w:tcW w:type="dxa" w:w="3610"/>
             <w:tcBorders>
               <w:top w:val="single" w:color="D1D5DB" w:sz="4"/>
               <w:left w:val="single" w:color="D1D5DB" w:sz="4"/>
@@ -19215,7 +19767,7 @@
         </w:tc>
         <w:tc>
           <w:tcPr>
-            <w:tcW w:type="dxa" w:w="5338"/>
+            <w:tcW w:type="dxa" w:w="6028"/>
             <w:tcBorders>
               <w:top w:val="single" w:color="D1D5DB" w:sz="4"/>
               <w:left w:val="single" w:color="D1D5DB" w:sz="4"/>
@@ -19243,7 +19795,7 @@
       <w:tr>
         <w:tc>
           <w:tcPr>
-            <w:tcW w:type="dxa" w:w="4300"/>
+            <w:tcW w:type="dxa" w:w="3610"/>
             <w:tcBorders>
               <w:top w:val="single" w:color="D1D5DB" w:sz="4"/>
               <w:left w:val="single" w:color="D1D5DB" w:sz="4"/>
@@ -19269,7 +19821,7 @@
         </w:tc>
         <w:tc>
           <w:tcPr>
-            <w:tcW w:type="dxa" w:w="5338"/>
+            <w:tcW w:type="dxa" w:w="6028"/>
             <w:tcBorders>
               <w:top w:val="single" w:color="D1D5DB" w:sz="4"/>
               <w:left w:val="single" w:color="D1D5DB" w:sz="4"/>
@@ -19313,7 +19865,7 @@
       <w:tr>
         <w:tc>
           <w:tcPr>
-            <w:tcW w:type="dxa" w:w="4300"/>
+            <w:tcW w:type="dxa" w:w="3610"/>
             <w:tcBorders>
               <w:top w:val="single" w:color="D1D5DB" w:sz="4"/>
               <w:left w:val="single" w:color="D1D5DB" w:sz="4"/>
@@ -19339,7 +19891,7 @@
         </w:tc>
         <w:tc>
           <w:tcPr>
-            <w:tcW w:type="dxa" w:w="5338"/>
+            <w:tcW w:type="dxa" w:w="6028"/>
             <w:tcBorders>
               <w:top w:val="single" w:color="D1D5DB" w:sz="4"/>
               <w:left w:val="single" w:color="D1D5DB" w:sz="4"/>
@@ -19399,7 +19951,7 @@
       <w:tr>
         <w:tc>
           <w:tcPr>
-            <w:tcW w:type="dxa" w:w="4300"/>
+            <w:tcW w:type="dxa" w:w="3610"/>
             <w:tcBorders>
               <w:top w:val="single" w:color="D1D5DB" w:sz="4"/>
               <w:left w:val="single" w:color="D1D5DB" w:sz="4"/>
@@ -19425,7 +19977,7 @@
         </w:tc>
         <w:tc>
           <w:tcPr>
-            <w:tcW w:type="dxa" w:w="5338"/>
+            <w:tcW w:type="dxa" w:w="6028"/>
             <w:tcBorders>
               <w:top w:val="single" w:color="D1D5DB" w:sz="4"/>
               <w:left w:val="single" w:color="D1D5DB" w:sz="4"/>
@@ -19469,7 +20021,7 @@
       <w:tr>
         <w:tc>
           <w:tcPr>
-            <w:tcW w:type="dxa" w:w="4300"/>
+            <w:tcW w:type="dxa" w:w="3610"/>
             <w:tcBorders>
               <w:top w:val="single" w:color="D1D5DB" w:sz="4"/>
               <w:left w:val="single" w:color="D1D5DB" w:sz="4"/>
@@ -19495,7 +20047,7 @@
         </w:tc>
         <w:tc>
           <w:tcPr>
-            <w:tcW w:type="dxa" w:w="5338"/>
+            <w:tcW w:type="dxa" w:w="6028"/>
             <w:tcBorders>
               <w:top w:val="single" w:color="D1D5DB" w:sz="4"/>
               <w:left w:val="single" w:color="D1D5DB" w:sz="4"/>
@@ -19555,7 +20107,7 @@
       <w:tr>
         <w:tc>
           <w:tcPr>
-            <w:tcW w:type="dxa" w:w="4300"/>
+            <w:tcW w:type="dxa" w:w="3610"/>
             <w:tcBorders>
               <w:top w:val="single" w:color="D1D5DB" w:sz="4"/>
               <w:left w:val="single" w:color="D1D5DB" w:sz="4"/>
@@ -19581,7 +20133,7 @@
         </w:tc>
         <w:tc>
           <w:tcPr>
-            <w:tcW w:type="dxa" w:w="5338"/>
+            <w:tcW w:type="dxa" w:w="6028"/>
             <w:tcBorders>
               <w:top w:val="single" w:color="D1D5DB" w:sz="4"/>
               <w:left w:val="single" w:color="D1D5DB" w:sz="4"/>
@@ -19609,7 +20161,7 @@
       <w:tr>
         <w:tc>
           <w:tcPr>
-            <w:tcW w:type="dxa" w:w="4300"/>
+            <w:tcW w:type="dxa" w:w="3610"/>
             <w:tcBorders>
               <w:top w:val="single" w:color="D1D5DB" w:sz="4"/>
               <w:left w:val="single" w:color="D1D5DB" w:sz="4"/>
@@ -19635,7 +20187,7 @@
         </w:tc>
         <w:tc>
           <w:tcPr>
-            <w:tcW w:type="dxa" w:w="5338"/>
+            <w:tcW w:type="dxa" w:w="6028"/>
             <w:tcBorders>
               <w:top w:val="single" w:color="D1D5DB" w:sz="4"/>
               <w:left w:val="single" w:color="D1D5DB" w:sz="4"/>
@@ -19672,7 +20224,7 @@
       <w:tr>
         <w:tc>
           <w:tcPr>
-            <w:tcW w:type="dxa" w:w="4300"/>
+            <w:tcW w:type="dxa" w:w="3610"/>
             <w:tcBorders>
               <w:top w:val="single" w:color="D1D5DB" w:sz="4"/>
               <w:left w:val="single" w:color="D1D5DB" w:sz="4"/>
@@ -19698,27 +20250,43 @@
         </w:tc>
         <w:tc>
           <w:tcPr>
-            <w:tcW w:type="dxa" w:w="5338"/>
-            <w:tcBorders>
-              <w:top w:val="single" w:color="D1D5DB" w:sz="4"/>
-              <w:left w:val="single" w:color="D1D5DB" w:sz="4"/>
-              <w:bottom w:val="single" w:color="D1D5DB" w:sz="4"/>
-              <w:right w:val="single" w:color="D1D5DB" w:sz="4"/>
-            </w:tcBorders>
-            <w:tcMar>
-              <w:top w:type="dxa" w:w="60"/>
-              <w:left w:type="dxa" w:w="100"/>
-              <w:bottom w:type="dxa" w:w="60"/>
-              <w:right w:type="dxa" w:w="100"/>
-            </w:tcMar>
-          </w:tcPr>
-          <w:p>
-            <w:r>
-              <w:rPr>
-                <w:sz w:val="19"/>
-                <w:szCs w:val="19"/>
-              </w:rPr>
-              <w:t xml:space="preserve">By design: only the owner, the built-in Manager and General Manager roles, and partners at one of their branches set credit limits (Step 6)</w:t>
+            <w:tcW w:type="dxa" w:w="6028"/>
+            <w:tcBorders>
+              <w:top w:val="single" w:color="D1D5DB" w:sz="4"/>
+              <w:left w:val="single" w:color="D1D5DB" w:sz="4"/>
+              <w:bottom w:val="single" w:color="D1D5DB" w:sz="4"/>
+              <w:right w:val="single" w:color="D1D5DB" w:sz="4"/>
+            </w:tcBorders>
+            <w:tcMar>
+              <w:top w:type="dxa" w:w="60"/>
+              <w:left w:type="dxa" w:w="100"/>
+              <w:bottom w:type="dxa" w:w="60"/>
+              <w:right w:type="dxa" w:w="100"/>
+            </w:tcMar>
+          </w:tcPr>
+          <w:p>
+            <w:r>
+              <w:rPr>
+                <w:sz w:val="19"/>
+                <w:szCs w:val="19"/>
+              </w:rPr>
+              <w:t xml:space="preserve">By design: only the owner, people whose role has </w:t>
+            </w:r>
+            <w:r>
+              <w:rPr>
+                <w:b/>
+                <w:bCs/>
+                <w:sz w:val="19"/>
+                <w:szCs w:val="19"/>
+              </w:rPr>
+              <w:t xml:space="preserve">Set credit limits</w:t>
+            </w:r>
+            <w:r>
+              <w:rPr>
+                <w:sz w:val="19"/>
+                <w:szCs w:val="19"/>
+              </w:rPr>
+              <w:t xml:space="preserve"> (the built-in Manager and General Manager have it), and partners at one of their branches set credit limits (Step 6)</w:t>
             </w:r>
           </w:p>
         </w:tc>
@@ -19726,53 +20294,161 @@
       <w:tr>
         <w:tc>
           <w:tcPr>
-            <w:tcW w:type="dxa" w:w="4300"/>
-            <w:tcBorders>
-              <w:top w:val="single" w:color="D1D5DB" w:sz="4"/>
-              <w:left w:val="single" w:color="D1D5DB" w:sz="4"/>
-              <w:bottom w:val="single" w:color="D1D5DB" w:sz="4"/>
-              <w:right w:val="single" w:color="D1D5DB" w:sz="4"/>
-            </w:tcBorders>
-            <w:tcMar>
-              <w:top w:type="dxa" w:w="60"/>
-              <w:left w:type="dxa" w:w="100"/>
-              <w:bottom w:type="dxa" w:w="60"/>
-              <w:right w:type="dxa" w:w="100"/>
-            </w:tcMar>
-          </w:tcPr>
-          <w:p>
-            <w:r>
-              <w:rPr>
-                <w:sz w:val="19"/>
-                <w:szCs w:val="19"/>
-              </w:rPr>
-              <w:t xml:space="preserve">A partner sees "Pick one of your branches at the top of the page to set a credit limit."</w:t>
-            </w:r>
-          </w:p>
-        </w:tc>
-        <w:tc>
-          <w:tcPr>
-            <w:tcW w:type="dxa" w:w="5338"/>
-            <w:tcBorders>
-              <w:top w:val="single" w:color="D1D5DB" w:sz="4"/>
-              <w:left w:val="single" w:color="D1D5DB" w:sz="4"/>
-              <w:bottom w:val="single" w:color="D1D5DB" w:sz="4"/>
-              <w:right w:val="single" w:color="D1D5DB" w:sz="4"/>
-            </w:tcBorders>
-            <w:tcMar>
-              <w:top w:type="dxa" w:w="60"/>
-              <w:left w:type="dxa" w:w="100"/>
-              <w:bottom w:type="dxa" w:w="60"/>
-              <w:right w:type="dxa" w:w="100"/>
-            </w:tcMar>
-          </w:tcPr>
-          <w:p>
-            <w:r>
-              <w:rPr>
-                <w:sz w:val="19"/>
-                <w:szCs w:val="19"/>
-              </w:rPr>
-              <w:t xml:space="preserve">They are on </w:t>
+            <w:tcW w:type="dxa" w:w="3610"/>
+            <w:tcBorders>
+              <w:top w:val="single" w:color="D1D5DB" w:sz="4"/>
+              <w:left w:val="single" w:color="D1D5DB" w:sz="4"/>
+              <w:bottom w:val="single" w:color="D1D5DB" w:sz="4"/>
+              <w:right w:val="single" w:color="D1D5DB" w:sz="4"/>
+            </w:tcBorders>
+            <w:tcMar>
+              <w:top w:type="dxa" w:w="60"/>
+              <w:left w:type="dxa" w:w="100"/>
+              <w:bottom w:type="dxa" w:w="60"/>
+              <w:right w:type="dxa" w:w="100"/>
+            </w:tcMar>
+          </w:tcPr>
+          <w:p>
+            <w:r>
+              <w:rPr>
+                <w:sz w:val="19"/>
+                <w:szCs w:val="19"/>
+              </w:rPr>
+              <w:t xml:space="preserve">"The owner locked this customer's credit limit" / "Only the owner sets a credit limit above …"</w:t>
+            </w:r>
+          </w:p>
+        </w:tc>
+        <w:tc>
+          <w:tcPr>
+            <w:tcW w:type="dxa" w:w="6028"/>
+            <w:tcBorders>
+              <w:top w:val="single" w:color="D1D5DB" w:sz="4"/>
+              <w:left w:val="single" w:color="D1D5DB" w:sz="4"/>
+              <w:bottom w:val="single" w:color="D1D5DB" w:sz="4"/>
+              <w:right w:val="single" w:color="D1D5DB" w:sz="4"/>
+            </w:tcBorders>
+            <w:tcMar>
+              <w:top w:type="dxa" w:w="60"/>
+              <w:left w:type="dxa" w:w="100"/>
+              <w:bottom w:type="dxa" w:w="60"/>
+              <w:right w:type="dxa" w:w="100"/>
+            </w:tcMar>
+          </w:tcPr>
+          <w:p>
+            <w:r>
+              <w:rPr>
+                <w:sz w:val="19"/>
+                <w:szCs w:val="19"/>
+              </w:rPr>
+              <w:t xml:space="preserve">The owner's lock or maximum (Credit settings, Step 6): the owner changes it</w:t>
+            </w:r>
+          </w:p>
+        </w:tc>
+      </w:tr>
+      <w:tr>
+        <w:tc>
+          <w:tcPr>
+            <w:tcW w:type="dxa" w:w="3610"/>
+            <w:tcBorders>
+              <w:top w:val="single" w:color="D1D5DB" w:sz="4"/>
+              <w:left w:val="single" w:color="D1D5DB" w:sz="4"/>
+              <w:bottom w:val="single" w:color="D1D5DB" w:sz="4"/>
+              <w:right w:val="single" w:color="D1D5DB" w:sz="4"/>
+            </w:tcBorders>
+            <w:tcMar>
+              <w:top w:type="dxa" w:w="60"/>
+              <w:left w:type="dxa" w:w="100"/>
+              <w:bottom w:type="dxa" w:w="60"/>
+              <w:right w:type="dxa" w:w="100"/>
+            </w:tcMar>
+          </w:tcPr>
+          <w:p>
+            <w:r>
+              <w:rPr>
+                <w:sz w:val="19"/>
+                <w:szCs w:val="19"/>
+              </w:rPr>
+              <w:t xml:space="preserve">"This branch does not sell on account"</w:t>
+            </w:r>
+          </w:p>
+        </w:tc>
+        <w:tc>
+          <w:tcPr>
+            <w:tcW w:type="dxa" w:w="6028"/>
+            <w:tcBorders>
+              <w:top w:val="single" w:color="D1D5DB" w:sz="4"/>
+              <w:left w:val="single" w:color="D1D5DB" w:sz="4"/>
+              <w:bottom w:val="single" w:color="D1D5DB" w:sz="4"/>
+              <w:right w:val="single" w:color="D1D5DB" w:sz="4"/>
+            </w:tcBorders>
+            <w:tcMar>
+              <w:top w:type="dxa" w:w="60"/>
+              <w:left w:type="dxa" w:w="100"/>
+              <w:bottom w:type="dxa" w:w="60"/>
+              <w:right w:type="dxa" w:w="100"/>
+            </w:tcMar>
+          </w:tcPr>
+          <w:p>
+            <w:r>
+              <w:rPr>
+                <w:sz w:val="19"/>
+                <w:szCs w:val="19"/>
+              </w:rPr>
+              <w:t xml:space="preserve">The owner (or a partner of that branch, if allowed) switches credit on for the branch in Credit settings (Step 6)</w:t>
+            </w:r>
+          </w:p>
+        </w:tc>
+      </w:tr>
+      <w:tr>
+        <w:tc>
+          <w:tcPr>
+            <w:tcW w:type="dxa" w:w="3610"/>
+            <w:tcBorders>
+              <w:top w:val="single" w:color="D1D5DB" w:sz="4"/>
+              <w:left w:val="single" w:color="D1D5DB" w:sz="4"/>
+              <w:bottom w:val="single" w:color="D1D5DB" w:sz="4"/>
+              <w:right w:val="single" w:color="D1D5DB" w:sz="4"/>
+            </w:tcBorders>
+            <w:tcMar>
+              <w:top w:type="dxa" w:w="60"/>
+              <w:left w:type="dxa" w:w="100"/>
+              <w:bottom w:type="dxa" w:w="60"/>
+              <w:right w:type="dxa" w:w="100"/>
+            </w:tcMar>
+          </w:tcPr>
+          <w:p>
+            <w:r>
+              <w:rPr>
+                <w:sz w:val="19"/>
+                <w:szCs w:val="19"/>
+              </w:rPr>
+              <w:t xml:space="preserve">A cashier sees phone numbers as 07•• ••• 678</w:t>
+            </w:r>
+          </w:p>
+        </w:tc>
+        <w:tc>
+          <w:tcPr>
+            <w:tcW w:type="dxa" w:w="6028"/>
+            <w:tcBorders>
+              <w:top w:val="single" w:color="D1D5DB" w:sz="4"/>
+              <w:left w:val="single" w:color="D1D5DB" w:sz="4"/>
+              <w:bottom w:val="single" w:color="D1D5DB" w:sz="4"/>
+              <w:right w:val="single" w:color="D1D5DB" w:sz="4"/>
+            </w:tcBorders>
+            <w:tcMar>
+              <w:top w:type="dxa" w:w="60"/>
+              <w:left w:type="dxa" w:w="100"/>
+              <w:bottom w:type="dxa" w:w="60"/>
+              <w:right w:type="dxa" w:w="100"/>
+            </w:tcMar>
+          </w:tcPr>
+          <w:p>
+            <w:r>
+              <w:rPr>
+                <w:sz w:val="19"/>
+                <w:szCs w:val="19"/>
+              </w:rPr>
+              <w:t xml:space="preserve">Their role lacks </w:t>
             </w:r>
             <w:r>
               <w:rPr>
@@ -19781,14 +20457,14 @@
                 <w:sz w:val="19"/>
                 <w:szCs w:val="19"/>
               </w:rPr>
-              <w:t xml:space="preserve">All my branches</w:t>
-            </w:r>
-            <w:r>
-              <w:rPr>
-                <w:sz w:val="19"/>
-                <w:szCs w:val="19"/>
-              </w:rPr>
-              <w:t xml:space="preserve">: pick one branch, then set the limit (Step 6)</w:t>
+              <w:t xml:space="preserve">See customer phone numbers and e-mails</w:t>
+            </w:r>
+            <w:r>
+              <w:rPr>
+                <w:sz w:val="19"/>
+                <w:szCs w:val="19"/>
+              </w:rPr>
+              <w:t xml:space="preserve"> (Roles and permissions, Step 5)</w:t>
             </w:r>
           </w:p>
         </w:tc>
@@ -19796,53 +20472,69 @@
       <w:tr>
         <w:tc>
           <w:tcPr>
-            <w:tcW w:type="dxa" w:w="4300"/>
-            <w:tcBorders>
-              <w:top w:val="single" w:color="D1D5DB" w:sz="4"/>
-              <w:left w:val="single" w:color="D1D5DB" w:sz="4"/>
-              <w:bottom w:val="single" w:color="D1D5DB" w:sz="4"/>
-              <w:right w:val="single" w:color="D1D5DB" w:sz="4"/>
-            </w:tcBorders>
-            <w:tcMar>
-              <w:top w:type="dxa" w:w="60"/>
-              <w:left w:type="dxa" w:w="100"/>
-              <w:bottom w:type="dxa" w:w="60"/>
-              <w:right w:type="dxa" w:w="100"/>
-            </w:tcMar>
-          </w:tcPr>
-          <w:p>
-            <w:r>
-              <w:rPr>
-                <w:sz w:val="19"/>
-                <w:szCs w:val="19"/>
-              </w:rPr>
-              <w:t xml:space="preserve">"Only the people the owner chose to approve credit sales at this branch (or the owner) confirm or dispute them."</w:t>
-            </w:r>
-          </w:p>
-        </w:tc>
-        <w:tc>
-          <w:tcPr>
-            <w:tcW w:type="dxa" w:w="5338"/>
-            <w:tcBorders>
-              <w:top w:val="single" w:color="D1D5DB" w:sz="4"/>
-              <w:left w:val="single" w:color="D1D5DB" w:sz="4"/>
-              <w:bottom w:val="single" w:color="D1D5DB" w:sz="4"/>
-              <w:right w:val="single" w:color="D1D5DB" w:sz="4"/>
-            </w:tcBorders>
-            <w:tcMar>
-              <w:top w:type="dxa" w:w="60"/>
-              <w:left w:type="dxa" w:w="100"/>
-              <w:bottom w:type="dxa" w:w="60"/>
-              <w:right w:type="dxa" w:w="100"/>
-            </w:tcMar>
-          </w:tcPr>
-          <w:p>
-            <w:r>
-              <w:rPr>
-                <w:sz w:val="19"/>
-                <w:szCs w:val="19"/>
-              </w:rPr>
-              <w:t xml:space="preserve">Credit approvals is on: someone ticked for that branch, or the owner, confirms it (Step 6)</w:t>
+            <w:tcW w:type="dxa" w:w="3610"/>
+            <w:tcBorders>
+              <w:top w:val="single" w:color="D1D5DB" w:sz="4"/>
+              <w:left w:val="single" w:color="D1D5DB" w:sz="4"/>
+              <w:bottom w:val="single" w:color="D1D5DB" w:sz="4"/>
+              <w:right w:val="single" w:color="D1D5DB" w:sz="4"/>
+            </w:tcBorders>
+            <w:tcMar>
+              <w:top w:type="dxa" w:w="60"/>
+              <w:left w:type="dxa" w:w="100"/>
+              <w:bottom w:type="dxa" w:w="60"/>
+              <w:right w:type="dxa" w:w="100"/>
+            </w:tcMar>
+          </w:tcPr>
+          <w:p>
+            <w:r>
+              <w:rPr>
+                <w:sz w:val="19"/>
+                <w:szCs w:val="19"/>
+              </w:rPr>
+              <w:t xml:space="preserve">A partner sees "Pick one of your branches at the top of the page to set a credit limit."</w:t>
+            </w:r>
+          </w:p>
+        </w:tc>
+        <w:tc>
+          <w:tcPr>
+            <w:tcW w:type="dxa" w:w="6028"/>
+            <w:tcBorders>
+              <w:top w:val="single" w:color="D1D5DB" w:sz="4"/>
+              <w:left w:val="single" w:color="D1D5DB" w:sz="4"/>
+              <w:bottom w:val="single" w:color="D1D5DB" w:sz="4"/>
+              <w:right w:val="single" w:color="D1D5DB" w:sz="4"/>
+            </w:tcBorders>
+            <w:tcMar>
+              <w:top w:type="dxa" w:w="60"/>
+              <w:left w:type="dxa" w:w="100"/>
+              <w:bottom w:type="dxa" w:w="60"/>
+              <w:right w:type="dxa" w:w="100"/>
+            </w:tcMar>
+          </w:tcPr>
+          <w:p>
+            <w:r>
+              <w:rPr>
+                <w:sz w:val="19"/>
+                <w:szCs w:val="19"/>
+              </w:rPr>
+              <w:t xml:space="preserve">They are on </w:t>
+            </w:r>
+            <w:r>
+              <w:rPr>
+                <w:b/>
+                <w:bCs/>
+                <w:sz w:val="19"/>
+                <w:szCs w:val="19"/>
+              </w:rPr>
+              <w:t xml:space="preserve">All my branches</w:t>
+            </w:r>
+            <w:r>
+              <w:rPr>
+                <w:sz w:val="19"/>
+                <w:szCs w:val="19"/>
+              </w:rPr>
+              <w:t xml:space="preserve">: pick one branch, then set the limit (Step 6)</w:t>
             </w:r>
           </w:p>
         </w:tc>
@@ -19850,7 +20542,61 @@
       <w:tr>
         <w:tc>
           <w:tcPr>
-            <w:tcW w:type="dxa" w:w="4300"/>
+            <w:tcW w:type="dxa" w:w="3610"/>
+            <w:tcBorders>
+              <w:top w:val="single" w:color="D1D5DB" w:sz="4"/>
+              <w:left w:val="single" w:color="D1D5DB" w:sz="4"/>
+              <w:bottom w:val="single" w:color="D1D5DB" w:sz="4"/>
+              <w:right w:val="single" w:color="D1D5DB" w:sz="4"/>
+            </w:tcBorders>
+            <w:tcMar>
+              <w:top w:type="dxa" w:w="60"/>
+              <w:left w:type="dxa" w:w="100"/>
+              <w:bottom w:type="dxa" w:w="60"/>
+              <w:right w:type="dxa" w:w="100"/>
+            </w:tcMar>
+          </w:tcPr>
+          <w:p>
+            <w:r>
+              <w:rPr>
+                <w:sz w:val="19"/>
+                <w:szCs w:val="19"/>
+              </w:rPr>
+              <w:t xml:space="preserve">"Only the people the owner chose to approve credit sales at this branch (or the owner) confirm or dispute them."</w:t>
+            </w:r>
+          </w:p>
+        </w:tc>
+        <w:tc>
+          <w:tcPr>
+            <w:tcW w:type="dxa" w:w="6028"/>
+            <w:tcBorders>
+              <w:top w:val="single" w:color="D1D5DB" w:sz="4"/>
+              <w:left w:val="single" w:color="D1D5DB" w:sz="4"/>
+              <w:bottom w:val="single" w:color="D1D5DB" w:sz="4"/>
+              <w:right w:val="single" w:color="D1D5DB" w:sz="4"/>
+            </w:tcBorders>
+            <w:tcMar>
+              <w:top w:type="dxa" w:w="60"/>
+              <w:left w:type="dxa" w:w="100"/>
+              <w:bottom w:type="dxa" w:w="60"/>
+              <w:right w:type="dxa" w:w="100"/>
+            </w:tcMar>
+          </w:tcPr>
+          <w:p>
+            <w:r>
+              <w:rPr>
+                <w:sz w:val="19"/>
+                <w:szCs w:val="19"/>
+              </w:rPr>
+              <w:t xml:space="preserve">Credit approvals is on: someone ticked for that branch, or the owner, confirms it (Step 6)</w:t>
+            </w:r>
+          </w:p>
+        </w:tc>
+      </w:tr>
+      <w:tr>
+        <w:tc>
+          <w:tcPr>
+            <w:tcW w:type="dxa" w:w="3610"/>
             <w:tcBorders>
               <w:top w:val="single" w:color="D1D5DB" w:sz="4"/>
               <w:left w:val="single" w:color="D1D5DB" w:sz="4"/>
@@ -19885,7 +20631,7 @@
         </w:tc>
         <w:tc>
           <w:tcPr>
-            <w:tcW w:type="dxa" w:w="5338"/>
+            <w:tcW w:type="dxa" w:w="6028"/>
             <w:tcBorders>
               <w:top w:val="single" w:color="D1D5DB" w:sz="4"/>
               <w:left w:val="single" w:color="D1D5DB" w:sz="4"/>
@@ -19913,7 +20659,7 @@
       <w:tr>
         <w:tc>
           <w:tcPr>
-            <w:tcW w:type="dxa" w:w="4300"/>
+            <w:tcW w:type="dxa" w:w="3610"/>
             <w:tcBorders>
               <w:top w:val="single" w:color="D1D5DB" w:sz="4"/>
               <w:left w:val="single" w:color="D1D5DB" w:sz="4"/>
@@ -19939,7 +20685,7 @@
         </w:tc>
         <w:tc>
           <w:tcPr>
-            <w:tcW w:type="dxa" w:w="5338"/>
+            <w:tcW w:type="dxa" w:w="6028"/>
             <w:tcBorders>
               <w:top w:val="single" w:color="D1D5DB" w:sz="4"/>
               <w:left w:val="single" w:color="D1D5DB" w:sz="4"/>
@@ -19967,7 +20713,7 @@
       <w:tr>
         <w:tc>
           <w:tcPr>
-            <w:tcW w:type="dxa" w:w="4300"/>
+            <w:tcW w:type="dxa" w:w="3610"/>
             <w:tcBorders>
               <w:top w:val="single" w:color="D1D5DB" w:sz="4"/>
               <w:left w:val="single" w:color="D1D5DB" w:sz="4"/>
@@ -19993,7 +20739,7 @@
         </w:tc>
         <w:tc>
           <w:tcPr>
-            <w:tcW w:type="dxa" w:w="5338"/>
+            <w:tcW w:type="dxa" w:w="6028"/>
             <w:tcBorders>
               <w:top w:val="single" w:color="D1D5DB" w:sz="4"/>
               <w:left w:val="single" w:color="D1D5DB" w:sz="4"/>
@@ -20037,7 +20783,7 @@
       <w:tr>
         <w:tc>
           <w:tcPr>
-            <w:tcW w:type="dxa" w:w="4300"/>
+            <w:tcW w:type="dxa" w:w="3610"/>
             <w:tcBorders>
               <w:top w:val="single" w:color="D1D5DB" w:sz="4"/>
               <w:left w:val="single" w:color="D1D5DB" w:sz="4"/>
@@ -20063,7 +20809,7 @@
         </w:tc>
         <w:tc>
           <w:tcPr>
-            <w:tcW w:type="dxa" w:w="5338"/>
+            <w:tcW w:type="dxa" w:w="6028"/>
             <w:tcBorders>
               <w:top w:val="single" w:color="D1D5DB" w:sz="4"/>
               <w:left w:val="single" w:color="D1D5DB" w:sz="4"/>
